--- a/A Short Report .docx
+++ b/A Short Report .docx
@@ -8,11 +8,34 @@
           <w:rFonts w:ascii="Times New Roman" w:hAnsi="Times New Roman" w:cs="Times New Roman"/>
           <w:b/>
           <w:bCs/>
-          <w:sz w:val="28"/>
-          <w:szCs w:val="28"/>
-        </w:rPr>
-      </w:pPr>
-      <w:r>
+          <w:sz w:val="32"/>
+          <w:szCs w:val="32"/>
+        </w:rPr>
+      </w:pPr>
+      <w:r>
+        <w:rPr>
+          <w:rFonts w:ascii="Times New Roman" w:hAnsi="Times New Roman" w:cs="Times New Roman"/>
+          <w:b/>
+          <w:bCs/>
+          <w:sz w:val="32"/>
+          <w:szCs w:val="32"/>
+        </w:rPr>
+        <w:t>Self-Pruning Neural Networks: Assignment  Report</w:t>
+      </w:r>
+    </w:p>
+    <w:p>
+      <w:pPr>
+        <w:rPr>
+          <w:rFonts w:ascii="Times New Roman" w:hAnsi="Times New Roman" w:cs="Times New Roman"/>
+          <w:b/>
+          <w:bCs/>
+          <w:sz w:val="32"/>
+          <w:szCs w:val="32"/>
+        </w:rPr>
+      </w:pPr>
+    </w:p>
+    <w:p>
+      <w:pPr>
         <w:rPr>
           <w:rFonts w:ascii="Times New Roman" w:hAnsi="Times New Roman" w:cs="Times New Roman"/>
           <w:b/>
@@ -20,11 +43,8 @@
           <w:sz w:val="28"/>
           <w:szCs w:val="28"/>
         </w:rPr>
-        <w:t>Self-Pruning Neural Network using Learnable Gates</w:t>
-      </w:r>
-    </w:p>
-    <w:p>
-      <w:pPr>
+      </w:pPr>
+      <w:r>
         <w:rPr>
           <w:rFonts w:ascii="Times New Roman" w:hAnsi="Times New Roman" w:cs="Times New Roman"/>
           <w:b/>
@@ -32,8 +52,125 @@
           <w:sz w:val="28"/>
           <w:szCs w:val="28"/>
         </w:rPr>
-      </w:pPr>
-      <w:r>
+        <w:t>1. The Mechanics of the L1 Penalty on Sigmoid Gates</w:t>
+      </w:r>
+    </w:p>
+    <w:p>
+      <w:pPr>
+        <w:rPr>
+          <w:rFonts w:ascii="Times New Roman" w:hAnsi="Times New Roman" w:cs="Times New Roman"/>
+          <w:sz w:val="24"/>
+          <w:szCs w:val="24"/>
+        </w:rPr>
+      </w:pPr>
+      <w:r>
+        <w:rPr>
+          <w:rFonts w:ascii="Times New Roman" w:hAnsi="Times New Roman" w:cs="Times New Roman"/>
+          <w:sz w:val="24"/>
+          <w:szCs w:val="24"/>
+        </w:rPr>
+        <w:t xml:space="preserve">To achieve dynamic self-pruning during training, we apply an </w:t>
+      </w:r>
+      <w:r>
+        <w:rPr>
+          <w:rFonts w:ascii="Times New Roman" w:hAnsi="Times New Roman" w:cs="Times New Roman"/>
+          <w:b/>
+          <w:bCs/>
+          <w:sz w:val="24"/>
+          <w:szCs w:val="24"/>
+        </w:rPr>
+        <w:t>L1 regularization penalty</w:t>
+      </w:r>
+      <w:r>
+        <w:rPr>
+          <w:rFonts w:ascii="Times New Roman" w:hAnsi="Times New Roman" w:cs="Times New Roman"/>
+          <w:sz w:val="24"/>
+          <w:szCs w:val="24"/>
+        </w:rPr>
+        <w:t xml:space="preserve"> directly to the outputs of the learnable sigmoid gates.</w:t>
+      </w:r>
+    </w:p>
+    <w:p>
+      <w:pPr>
+        <w:rPr>
+          <w:rFonts w:ascii="Times New Roman" w:hAnsi="Times New Roman" w:cs="Times New Roman"/>
+          <w:sz w:val="24"/>
+          <w:szCs w:val="24"/>
+        </w:rPr>
+      </w:pPr>
+      <w:r>
+        <w:rPr>
+          <w:rFonts w:ascii="Times New Roman" w:hAnsi="Times New Roman" w:cs="Times New Roman"/>
+          <w:sz w:val="24"/>
+          <w:szCs w:val="24"/>
+        </w:rPr>
+        <w:t xml:space="preserve">In standard weight decay (L2 regularization), weights are pushed </w:t>
+      </w:r>
+      <w:r>
+        <w:rPr>
+          <w:rFonts w:ascii="Times New Roman" w:hAnsi="Times New Roman" w:cs="Times New Roman"/>
+          <w:i/>
+          <w:iCs/>
+          <w:sz w:val="24"/>
+          <w:szCs w:val="24"/>
+        </w:rPr>
+        <w:t>towards</w:t>
+      </w:r>
+      <w:r>
+        <w:rPr>
+          <w:rFonts w:ascii="Times New Roman" w:hAnsi="Times New Roman" w:cs="Times New Roman"/>
+          <w:sz w:val="24"/>
+          <w:szCs w:val="24"/>
+        </w:rPr>
+        <w:t xml:space="preserve"> zero, but the gradient scales with the magnitude of the weight, meaning it rarely reaches exactly zero. The L1 norm, however, applies a constant gradient penalty regardless of the value's magnitude. Because our architectural gates are passed through a sigmoid function (bounding them strictly between 0 and 1), their L1 norm is simply the sum of all gate values.</w:t>
+      </w:r>
+    </w:p>
+    <w:p>
+      <w:pPr>
+        <w:rPr>
+          <w:rFonts w:ascii="Times New Roman" w:hAnsi="Times New Roman" w:cs="Times New Roman"/>
+          <w:sz w:val="24"/>
+          <w:szCs w:val="24"/>
+        </w:rPr>
+      </w:pPr>
+      <w:r>
+        <w:rPr>
+          <w:rFonts w:ascii="Times New Roman" w:hAnsi="Times New Roman" w:cs="Times New Roman"/>
+          <w:sz w:val="24"/>
+          <w:szCs w:val="24"/>
+        </w:rPr>
+        <w:t xml:space="preserve">By adding this sum to our loss function, the network is constantly penalized for every active (non-zero) gate. During backpropagation, this constant penalty forces the underlying </w:t>
+      </w:r>
+      <w:proofErr w:type="spellStart"/>
+      <w:r>
+        <w:rPr>
+          <w:rFonts w:ascii="Times New Roman" w:hAnsi="Times New Roman" w:cs="Times New Roman"/>
+          <w:sz w:val="24"/>
+          <w:szCs w:val="24"/>
+        </w:rPr>
+        <w:t>gate_scores</w:t>
+      </w:r>
+      <w:proofErr w:type="spellEnd"/>
+      <w:r>
+        <w:rPr>
+          <w:rFonts w:ascii="Times New Roman" w:hAnsi="Times New Roman" w:cs="Times New Roman"/>
+          <w:sz w:val="24"/>
+          <w:szCs w:val="24"/>
+        </w:rPr>
+        <w:t xml:space="preserve"> into large negative numbers. Once a score is sufficiently negative, its sigmoid output maps exactly to $0.0$. At this point, the multiplied weight has no effect on the forward pass, effectively and dynamically pruning the connection from the network.</w:t>
+      </w:r>
+    </w:p>
+    <w:p>
+      <w:pPr>
+        <w:rPr>
+          <w:rFonts w:ascii="Times New Roman" w:hAnsi="Times New Roman" w:cs="Times New Roman"/>
+          <w:sz w:val="24"/>
+          <w:szCs w:val="24"/>
+        </w:rPr>
+      </w:pPr>
+    </w:p>
+    <w:p>
+      <w:pPr>
         <w:rPr>
           <w:rFonts w:ascii="Times New Roman" w:hAnsi="Times New Roman" w:cs="Times New Roman"/>
           <w:b/>
@@ -41,148 +178,8 @@
           <w:sz w:val="28"/>
           <w:szCs w:val="28"/>
         </w:rPr>
-        <w:t>1. Why L1 Penalty on Sigmoid Gates Encourages Sparsity</w:t>
-      </w:r>
-    </w:p>
-    <w:p>
-      <w:pPr>
-        <w:rPr>
-          <w:rFonts w:ascii="Times New Roman" w:hAnsi="Times New Roman" w:cs="Times New Roman"/>
-          <w:sz w:val="24"/>
-          <w:szCs w:val="24"/>
-        </w:rPr>
-      </w:pPr>
-      <w:r>
-        <w:rPr>
-          <w:rFonts w:ascii="Times New Roman" w:hAnsi="Times New Roman" w:cs="Times New Roman"/>
-          <w:sz w:val="24"/>
-          <w:szCs w:val="24"/>
-        </w:rPr>
-        <w:t>In this model, each weight is associated with a learnable gate parameter. The gate values are obtained using the sigmoid function:</w:t>
-      </w:r>
-    </w:p>
-    <w:p>
-      <w:pPr>
-        <w:rPr>
-          <w:rFonts w:ascii="Times New Roman" w:hAnsi="Times New Roman" w:cs="Times New Roman"/>
-          <w:sz w:val="24"/>
-          <w:szCs w:val="24"/>
-        </w:rPr>
-      </w:pPr>
-      <w:r>
-        <w:rPr>
-          <w:rFonts w:ascii="Times New Roman" w:hAnsi="Times New Roman" w:cs="Times New Roman"/>
-          <w:sz w:val="24"/>
-          <w:szCs w:val="24"/>
-        </w:rPr>
-        <w:t>gates = sigmoid(</w:t>
-      </w:r>
-      <w:proofErr w:type="spellStart"/>
-      <w:r>
-        <w:rPr>
-          <w:rFonts w:ascii="Times New Roman" w:hAnsi="Times New Roman" w:cs="Times New Roman"/>
-          <w:sz w:val="24"/>
-          <w:szCs w:val="24"/>
-        </w:rPr>
-        <w:t>gate_scores</w:t>
-      </w:r>
-      <w:proofErr w:type="spellEnd"/>
-      <w:r>
-        <w:rPr>
-          <w:rFonts w:ascii="Times New Roman" w:hAnsi="Times New Roman" w:cs="Times New Roman"/>
-          <w:sz w:val="24"/>
-          <w:szCs w:val="24"/>
-        </w:rPr>
-        <w:t>)</w:t>
-      </w:r>
-    </w:p>
-    <w:p>
-      <w:pPr>
-        <w:rPr>
-          <w:rFonts w:ascii="Times New Roman" w:hAnsi="Times New Roman" w:cs="Times New Roman"/>
-          <w:sz w:val="24"/>
-          <w:szCs w:val="24"/>
-        </w:rPr>
-      </w:pPr>
-      <w:r>
-        <w:rPr>
-          <w:rFonts w:ascii="Times New Roman" w:hAnsi="Times New Roman" w:cs="Times New Roman"/>
-          <w:sz w:val="24"/>
-          <w:szCs w:val="24"/>
-        </w:rPr>
-        <w:t>This ensures that all gate values lie between 0 and 1.</w:t>
-      </w:r>
-    </w:p>
-    <w:p>
-      <w:pPr>
-        <w:rPr>
-          <w:rFonts w:ascii="Times New Roman" w:hAnsi="Times New Roman" w:cs="Times New Roman"/>
-          <w:sz w:val="24"/>
-          <w:szCs w:val="24"/>
-        </w:rPr>
-      </w:pPr>
-      <w:r>
-        <w:rPr>
-          <w:rFonts w:ascii="Times New Roman" w:hAnsi="Times New Roman" w:cs="Times New Roman"/>
-          <w:sz w:val="24"/>
-          <w:szCs w:val="24"/>
-        </w:rPr>
-        <w:t>An L1 regularization term is applied to these gate values and added to the loss function:</w:t>
-      </w:r>
-    </w:p>
-    <w:p>
-      <w:pPr>
-        <w:rPr>
-          <w:rFonts w:ascii="Times New Roman" w:hAnsi="Times New Roman" w:cs="Times New Roman"/>
-          <w:sz w:val="24"/>
-          <w:szCs w:val="24"/>
-        </w:rPr>
-      </w:pPr>
-      <w:r>
-        <w:rPr>
-          <w:rFonts w:ascii="Times New Roman" w:hAnsi="Times New Roman" w:cs="Times New Roman"/>
-          <w:sz w:val="24"/>
-          <w:szCs w:val="24"/>
-        </w:rPr>
-        <w:t>Total Loss = Classification Loss + λ × Sparsity Loss</w:t>
-      </w:r>
-    </w:p>
-    <w:p>
-      <w:pPr>
-        <w:rPr>
-          <w:rFonts w:ascii="Times New Roman" w:hAnsi="Times New Roman" w:cs="Times New Roman"/>
-          <w:sz w:val="24"/>
-          <w:szCs w:val="24"/>
-        </w:rPr>
-      </w:pPr>
-      <w:r>
-        <w:rPr>
-          <w:rFonts w:ascii="Times New Roman" w:hAnsi="Times New Roman" w:cs="Times New Roman"/>
-          <w:sz w:val="24"/>
-          <w:szCs w:val="24"/>
-        </w:rPr>
-        <w:t>The sparsity loss is computed as the sum (or mean) of all gate values.</w:t>
-      </w:r>
-    </w:p>
-    <w:p>
-      <w:pPr>
-        <w:rPr>
-          <w:rFonts w:ascii="Times New Roman" w:hAnsi="Times New Roman" w:cs="Times New Roman"/>
-          <w:sz w:val="24"/>
-          <w:szCs w:val="24"/>
-        </w:rPr>
-      </w:pPr>
-      <w:r>
-        <w:rPr>
-          <w:rFonts w:ascii="Times New Roman" w:hAnsi="Times New Roman" w:cs="Times New Roman"/>
-          <w:sz w:val="24"/>
-          <w:szCs w:val="24"/>
-        </w:rPr>
-        <w:t>The L1 penalty encourages sparsity because it adds a cost proportional to the magnitude of the gate values. Since all gate values are positive, minimizing this term pushes many gates toward 0. When a gate approaches 0, the corresponding weight effectively becomes inactive (pruned). Thus, the network learns to keep only the most important connections while removing unnecessary ones.</w:t>
-      </w:r>
-    </w:p>
-    <w:p>
-      <w:pPr>
+      </w:pPr>
+      <w:r>
         <w:rPr>
           <w:rFonts w:ascii="Times New Roman" w:hAnsi="Times New Roman" w:cs="Times New Roman"/>
           <w:b/>
@@ -190,30 +187,93 @@
           <w:sz w:val="28"/>
           <w:szCs w:val="28"/>
         </w:rPr>
-      </w:pPr>
-      <w:r>
-        <w:rPr>
-          <w:rFonts w:ascii="Times New Roman" w:hAnsi="Times New Roman" w:cs="Times New Roman"/>
-          <w:b/>
-          <w:bCs/>
-          <w:sz w:val="28"/>
-          <w:szCs w:val="28"/>
-        </w:rPr>
-        <w:t>2. Results for Different λ Values</w:t>
+        <w:t>2. Results Summary: The Sparsity-vs-Accuracy Trade-off</w:t>
+      </w:r>
+    </w:p>
+    <w:p>
+      <w:pPr>
+        <w:rPr>
+          <w:rFonts w:ascii="Times New Roman" w:hAnsi="Times New Roman" w:cs="Times New Roman"/>
+          <w:sz w:val="24"/>
+          <w:szCs w:val="24"/>
+        </w:rPr>
+      </w:pPr>
+      <w:r>
+        <w:rPr>
+          <w:rFonts w:ascii="Times New Roman" w:hAnsi="Times New Roman" w:cs="Times New Roman"/>
+          <w:sz w:val="24"/>
+          <w:szCs w:val="24"/>
+        </w:rPr>
+        <w:t>The network was trained over 10 epochs on the CIFAR-10 dataset across five different penalty strengths ($\lambda$). As $\lambda$ increased, the network pruned a proportionally higher percentage of its connections.</w:t>
+      </w:r>
+    </w:p>
+    <w:p>
+      <w:pPr>
+        <w:rPr>
+          <w:rFonts w:ascii="Times New Roman" w:hAnsi="Times New Roman" w:cs="Times New Roman"/>
+          <w:sz w:val="24"/>
+          <w:szCs w:val="24"/>
+        </w:rPr>
+      </w:pPr>
+      <w:r>
+        <w:rPr>
+          <w:rFonts w:ascii="Times New Roman" w:hAnsi="Times New Roman" w:cs="Times New Roman"/>
+          <w:sz w:val="24"/>
+          <w:szCs w:val="24"/>
+        </w:rPr>
+        <w:t xml:space="preserve">Notably, we observed a distinct "regularization sweet spot." Accuracy </w:t>
+      </w:r>
+      <w:proofErr w:type="gramStart"/>
+      <w:r>
+        <w:rPr>
+          <w:rFonts w:ascii="Times New Roman" w:hAnsi="Times New Roman" w:cs="Times New Roman"/>
+          <w:sz w:val="24"/>
+          <w:szCs w:val="24"/>
+        </w:rPr>
+        <w:t xml:space="preserve">actually </w:t>
+      </w:r>
+      <w:r>
+        <w:rPr>
+          <w:rFonts w:ascii="Times New Roman" w:hAnsi="Times New Roman" w:cs="Times New Roman"/>
+          <w:i/>
+          <w:iCs/>
+          <w:sz w:val="24"/>
+          <w:szCs w:val="24"/>
+        </w:rPr>
+        <w:t>improved</w:t>
+      </w:r>
+      <w:proofErr w:type="gramEnd"/>
+      <w:r>
+        <w:rPr>
+          <w:rFonts w:ascii="Times New Roman" w:hAnsi="Times New Roman" w:cs="Times New Roman"/>
+          <w:sz w:val="24"/>
+          <w:szCs w:val="24"/>
+        </w:rPr>
+        <w:t xml:space="preserve"> as sparsity increased from 13% up to roughly 60%, demonstrating that moderate pruning acts as a powerful </w:t>
+      </w:r>
+      <w:proofErr w:type="spellStart"/>
+      <w:r>
+        <w:rPr>
+          <w:rFonts w:ascii="Times New Roman" w:hAnsi="Times New Roman" w:cs="Times New Roman"/>
+          <w:sz w:val="24"/>
+          <w:szCs w:val="24"/>
+        </w:rPr>
+        <w:t>regularizer</w:t>
+      </w:r>
+      <w:proofErr w:type="spellEnd"/>
+      <w:r>
+        <w:rPr>
+          <w:rFonts w:ascii="Times New Roman" w:hAnsi="Times New Roman" w:cs="Times New Roman"/>
+          <w:sz w:val="24"/>
+          <w:szCs w:val="24"/>
+        </w:rPr>
+        <w:t xml:space="preserve"> against overfitting. Pushing the sparsity higher to 83% caused a slight degradation, and the network finally collapsed when forced to 97.8% sparsity.</w:t>
       </w:r>
     </w:p>
     <w:tbl>
       <w:tblPr>
         <w:tblW w:w="0" w:type="auto"/>
         <w:tblCellSpacing w:w="15" w:type="dxa"/>
-        <w:tblBorders>
-          <w:top w:val="single" w:sz="4" w:space="0" w:color="auto"/>
-          <w:left w:val="single" w:sz="4" w:space="0" w:color="auto"/>
-          <w:bottom w:val="single" w:sz="4" w:space="0" w:color="auto"/>
-          <w:right w:val="single" w:sz="4" w:space="0" w:color="auto"/>
-          <w:insideH w:val="single" w:sz="4" w:space="0" w:color="auto"/>
-          <w:insideV w:val="single" w:sz="4" w:space="0" w:color="auto"/>
-        </w:tblBorders>
         <w:tblCellMar>
           <w:top w:w="15" w:type="dxa"/>
           <w:left w:w="15" w:type="dxa"/>
@@ -223,9 +283,9 @@
         <w:tblLook w:val="04A0" w:firstRow="1" w:lastRow="0" w:firstColumn="1" w:lastColumn="0" w:noHBand="0" w:noVBand="1"/>
       </w:tblPr>
       <w:tblGrid>
-        <w:gridCol w:w="962"/>
-        <w:gridCol w:w="1978"/>
-        <w:gridCol w:w="2029"/>
+        <w:gridCol w:w="1310"/>
+        <w:gridCol w:w="1988"/>
+        <w:gridCol w:w="2039"/>
       </w:tblGrid>
       <w:tr>
         <w:trPr>
@@ -235,6 +295,12 @@
         <w:tc>
           <w:tcPr>
             <w:tcW w:w="0" w:type="auto"/>
+            <w:tcBorders>
+              <w:top w:val="single" w:sz="6" w:space="0" w:color="auto"/>
+              <w:left w:val="single" w:sz="6" w:space="0" w:color="auto"/>
+              <w:bottom w:val="single" w:sz="6" w:space="0" w:color="auto"/>
+              <w:right w:val="single" w:sz="6" w:space="0" w:color="auto"/>
+            </w:tcBorders>
             <w:vAlign w:val="center"/>
             <w:hideMark/>
           </w:tcPr>
@@ -242,27 +308,31 @@
             <w:pPr>
               <w:rPr>
                 <w:rFonts w:ascii="Times New Roman" w:hAnsi="Times New Roman" w:cs="Times New Roman"/>
+                <w:sz w:val="24"/>
+                <w:szCs w:val="24"/>
+              </w:rPr>
+            </w:pPr>
+            <w:r>
+              <w:rPr>
+                <w:rFonts w:ascii="Times New Roman" w:hAnsi="Times New Roman" w:cs="Times New Roman"/>
                 <w:b/>
                 <w:bCs/>
                 <w:sz w:val="24"/>
                 <w:szCs w:val="24"/>
               </w:rPr>
-            </w:pPr>
-            <w:r>
-              <w:rPr>
-                <w:rFonts w:ascii="Times New Roman" w:hAnsi="Times New Roman" w:cs="Times New Roman"/>
-                <w:b/>
-                <w:bCs/>
-                <w:sz w:val="24"/>
-                <w:szCs w:val="24"/>
-              </w:rPr>
-              <w:t>Lambda</w:t>
+              <w:t>Lambda (λ)</w:t>
             </w:r>
           </w:p>
         </w:tc>
         <w:tc>
           <w:tcPr>
             <w:tcW w:w="0" w:type="auto"/>
+            <w:tcBorders>
+              <w:top w:val="single" w:sz="6" w:space="0" w:color="auto"/>
+              <w:left w:val="single" w:sz="6" w:space="0" w:color="auto"/>
+              <w:bottom w:val="single" w:sz="6" w:space="0" w:color="auto"/>
+              <w:right w:val="single" w:sz="6" w:space="0" w:color="auto"/>
+            </w:tcBorders>
             <w:vAlign w:val="center"/>
             <w:hideMark/>
           </w:tcPr>
@@ -270,8 +340,6 @@
             <w:pPr>
               <w:rPr>
                 <w:rFonts w:ascii="Times New Roman" w:hAnsi="Times New Roman" w:cs="Times New Roman"/>
-                <w:b/>
-                <w:bCs/>
                 <w:sz w:val="24"/>
                 <w:szCs w:val="24"/>
               </w:rPr>
@@ -291,6 +359,12 @@
         <w:tc>
           <w:tcPr>
             <w:tcW w:w="0" w:type="auto"/>
+            <w:tcBorders>
+              <w:top w:val="single" w:sz="6" w:space="0" w:color="auto"/>
+              <w:left w:val="single" w:sz="6" w:space="0" w:color="auto"/>
+              <w:bottom w:val="single" w:sz="6" w:space="0" w:color="auto"/>
+              <w:right w:val="single" w:sz="6" w:space="0" w:color="auto"/>
+            </w:tcBorders>
             <w:vAlign w:val="center"/>
             <w:hideMark/>
           </w:tcPr>
@@ -298,8 +372,6 @@
             <w:pPr>
               <w:rPr>
                 <w:rFonts w:ascii="Times New Roman" w:hAnsi="Times New Roman" w:cs="Times New Roman"/>
-                <w:b/>
-                <w:bCs/>
                 <w:sz w:val="24"/>
                 <w:szCs w:val="24"/>
               </w:rPr>
@@ -324,6 +396,12 @@
         <w:tc>
           <w:tcPr>
             <w:tcW w:w="0" w:type="auto"/>
+            <w:tcBorders>
+              <w:top w:val="single" w:sz="6" w:space="0" w:color="auto"/>
+              <w:left w:val="single" w:sz="6" w:space="0" w:color="auto"/>
+              <w:bottom w:val="single" w:sz="6" w:space="0" w:color="auto"/>
+              <w:right w:val="single" w:sz="6" w:space="0" w:color="auto"/>
+            </w:tcBorders>
             <w:vAlign w:val="center"/>
             <w:hideMark/>
           </w:tcPr>
@@ -338,16 +416,24 @@
             <w:r>
               <w:rPr>
                 <w:rFonts w:ascii="Times New Roman" w:hAnsi="Times New Roman" w:cs="Times New Roman"/>
-                <w:sz w:val="24"/>
-                <w:szCs w:val="24"/>
-              </w:rPr>
-              <w:t>0.001</w:t>
+                <w:b/>
+                <w:bCs/>
+                <w:sz w:val="24"/>
+                <w:szCs w:val="24"/>
+              </w:rPr>
+              <w:t>1</w:t>
             </w:r>
           </w:p>
         </w:tc>
         <w:tc>
           <w:tcPr>
             <w:tcW w:w="0" w:type="auto"/>
+            <w:tcBorders>
+              <w:top w:val="single" w:sz="6" w:space="0" w:color="auto"/>
+              <w:left w:val="single" w:sz="6" w:space="0" w:color="auto"/>
+              <w:bottom w:val="single" w:sz="6" w:space="0" w:color="auto"/>
+              <w:right w:val="single" w:sz="6" w:space="0" w:color="auto"/>
+            </w:tcBorders>
             <w:vAlign w:val="center"/>
             <w:hideMark/>
           </w:tcPr>
@@ -365,13 +451,19 @@
                 <w:sz w:val="24"/>
                 <w:szCs w:val="24"/>
               </w:rPr>
-              <w:t>50.54</w:t>
+              <w:t>55.10%</w:t>
             </w:r>
           </w:p>
         </w:tc>
         <w:tc>
           <w:tcPr>
             <w:tcW w:w="0" w:type="auto"/>
+            <w:tcBorders>
+              <w:top w:val="single" w:sz="6" w:space="0" w:color="auto"/>
+              <w:left w:val="single" w:sz="6" w:space="0" w:color="auto"/>
+              <w:bottom w:val="single" w:sz="6" w:space="0" w:color="auto"/>
+              <w:right w:val="single" w:sz="6" w:space="0" w:color="auto"/>
+            </w:tcBorders>
             <w:vAlign w:val="center"/>
             <w:hideMark/>
           </w:tcPr>
@@ -389,7 +481,7 @@
                 <w:sz w:val="24"/>
                 <w:szCs w:val="24"/>
               </w:rPr>
-              <w:t>73.52</w:t>
+              <w:t>13.13%</w:t>
             </w:r>
           </w:p>
         </w:tc>
@@ -401,6 +493,12 @@
         <w:tc>
           <w:tcPr>
             <w:tcW w:w="0" w:type="auto"/>
+            <w:tcBorders>
+              <w:top w:val="single" w:sz="6" w:space="0" w:color="auto"/>
+              <w:left w:val="single" w:sz="6" w:space="0" w:color="auto"/>
+              <w:bottom w:val="single" w:sz="6" w:space="0" w:color="auto"/>
+              <w:right w:val="single" w:sz="6" w:space="0" w:color="auto"/>
+            </w:tcBorders>
             <w:vAlign w:val="center"/>
             <w:hideMark/>
           </w:tcPr>
@@ -415,16 +513,24 @@
             <w:r>
               <w:rPr>
                 <w:rFonts w:ascii="Times New Roman" w:hAnsi="Times New Roman" w:cs="Times New Roman"/>
-                <w:sz w:val="24"/>
-                <w:szCs w:val="24"/>
-              </w:rPr>
-              <w:t>0.01</w:t>
+                <w:b/>
+                <w:bCs/>
+                <w:sz w:val="24"/>
+                <w:szCs w:val="24"/>
+              </w:rPr>
+              <w:t>2</w:t>
             </w:r>
           </w:p>
         </w:tc>
         <w:tc>
           <w:tcPr>
             <w:tcW w:w="0" w:type="auto"/>
+            <w:tcBorders>
+              <w:top w:val="single" w:sz="6" w:space="0" w:color="auto"/>
+              <w:left w:val="single" w:sz="6" w:space="0" w:color="auto"/>
+              <w:bottom w:val="single" w:sz="6" w:space="0" w:color="auto"/>
+              <w:right w:val="single" w:sz="6" w:space="0" w:color="auto"/>
+            </w:tcBorders>
             <w:vAlign w:val="center"/>
             <w:hideMark/>
           </w:tcPr>
@@ -442,13 +548,19 @@
                 <w:sz w:val="24"/>
                 <w:szCs w:val="24"/>
               </w:rPr>
-              <w:t>49.82</w:t>
+              <w:t>56.42%</w:t>
             </w:r>
           </w:p>
         </w:tc>
         <w:tc>
           <w:tcPr>
             <w:tcW w:w="0" w:type="auto"/>
+            <w:tcBorders>
+              <w:top w:val="single" w:sz="6" w:space="0" w:color="auto"/>
+              <w:left w:val="single" w:sz="6" w:space="0" w:color="auto"/>
+              <w:bottom w:val="single" w:sz="6" w:space="0" w:color="auto"/>
+              <w:right w:val="single" w:sz="6" w:space="0" w:color="auto"/>
+            </w:tcBorders>
             <w:vAlign w:val="center"/>
             <w:hideMark/>
           </w:tcPr>
@@ -466,7 +578,7 @@
                 <w:sz w:val="24"/>
                 <w:szCs w:val="24"/>
               </w:rPr>
-              <w:t>74.15</w:t>
+              <w:t>34.10%</w:t>
             </w:r>
           </w:p>
         </w:tc>
@@ -478,6 +590,12 @@
         <w:tc>
           <w:tcPr>
             <w:tcW w:w="0" w:type="auto"/>
+            <w:tcBorders>
+              <w:top w:val="single" w:sz="6" w:space="0" w:color="auto"/>
+              <w:left w:val="single" w:sz="6" w:space="0" w:color="auto"/>
+              <w:bottom w:val="single" w:sz="6" w:space="0" w:color="auto"/>
+              <w:right w:val="single" w:sz="6" w:space="0" w:color="auto"/>
+            </w:tcBorders>
             <w:vAlign w:val="center"/>
             <w:hideMark/>
           </w:tcPr>
@@ -492,16 +610,24 @@
             <w:r>
               <w:rPr>
                 <w:rFonts w:ascii="Times New Roman" w:hAnsi="Times New Roman" w:cs="Times New Roman"/>
-                <w:sz w:val="24"/>
-                <w:szCs w:val="24"/>
-              </w:rPr>
-              <w:t>0.05</w:t>
+                <w:b/>
+                <w:bCs/>
+                <w:sz w:val="24"/>
+                <w:szCs w:val="24"/>
+              </w:rPr>
+              <w:t>5 (Best)</w:t>
             </w:r>
           </w:p>
         </w:tc>
         <w:tc>
           <w:tcPr>
             <w:tcW w:w="0" w:type="auto"/>
+            <w:tcBorders>
+              <w:top w:val="single" w:sz="6" w:space="0" w:color="auto"/>
+              <w:left w:val="single" w:sz="6" w:space="0" w:color="auto"/>
+              <w:bottom w:val="single" w:sz="6" w:space="0" w:color="auto"/>
+              <w:right w:val="single" w:sz="6" w:space="0" w:color="auto"/>
+            </w:tcBorders>
             <w:vAlign w:val="center"/>
             <w:hideMark/>
           </w:tcPr>
@@ -516,16 +642,24 @@
             <w:r>
               <w:rPr>
                 <w:rFonts w:ascii="Times New Roman" w:hAnsi="Times New Roman" w:cs="Times New Roman"/>
-                <w:sz w:val="24"/>
-                <w:szCs w:val="24"/>
-              </w:rPr>
-              <w:t>50.63</w:t>
+                <w:b/>
+                <w:bCs/>
+                <w:sz w:val="24"/>
+                <w:szCs w:val="24"/>
+              </w:rPr>
+              <w:t>56.56%</w:t>
             </w:r>
           </w:p>
         </w:tc>
         <w:tc>
           <w:tcPr>
             <w:tcW w:w="0" w:type="auto"/>
+            <w:tcBorders>
+              <w:top w:val="single" w:sz="6" w:space="0" w:color="auto"/>
+              <w:left w:val="single" w:sz="6" w:space="0" w:color="auto"/>
+              <w:bottom w:val="single" w:sz="6" w:space="0" w:color="auto"/>
+              <w:right w:val="single" w:sz="6" w:space="0" w:color="auto"/>
+            </w:tcBorders>
             <w:vAlign w:val="center"/>
             <w:hideMark/>
           </w:tcPr>
@@ -540,10 +674,206 @@
             <w:r>
               <w:rPr>
                 <w:rFonts w:ascii="Times New Roman" w:hAnsi="Times New Roman" w:cs="Times New Roman"/>
-                <w:sz w:val="24"/>
-                <w:szCs w:val="24"/>
-              </w:rPr>
-              <w:t>75.07</w:t>
+                <w:b/>
+                <w:bCs/>
+                <w:sz w:val="24"/>
+                <w:szCs w:val="24"/>
+              </w:rPr>
+              <w:t>59.79%</w:t>
+            </w:r>
+          </w:p>
+        </w:tc>
+      </w:tr>
+      <w:tr>
+        <w:trPr>
+          <w:tblCellSpacing w:w="15" w:type="dxa"/>
+        </w:trPr>
+        <w:tc>
+          <w:tcPr>
+            <w:tcW w:w="0" w:type="auto"/>
+            <w:tcBorders>
+              <w:top w:val="single" w:sz="6" w:space="0" w:color="auto"/>
+              <w:left w:val="single" w:sz="6" w:space="0" w:color="auto"/>
+              <w:bottom w:val="single" w:sz="6" w:space="0" w:color="auto"/>
+              <w:right w:val="single" w:sz="6" w:space="0" w:color="auto"/>
+            </w:tcBorders>
+            <w:vAlign w:val="center"/>
+            <w:hideMark/>
+          </w:tcPr>
+          <w:p>
+            <w:pPr>
+              <w:rPr>
+                <w:rFonts w:ascii="Times New Roman" w:hAnsi="Times New Roman" w:cs="Times New Roman"/>
+                <w:sz w:val="24"/>
+                <w:szCs w:val="24"/>
+              </w:rPr>
+            </w:pPr>
+            <w:r>
+              <w:rPr>
+                <w:rFonts w:ascii="Times New Roman" w:hAnsi="Times New Roman" w:cs="Times New Roman"/>
+                <w:b/>
+                <w:bCs/>
+                <w:sz w:val="24"/>
+                <w:szCs w:val="24"/>
+              </w:rPr>
+              <w:t>15</w:t>
+            </w:r>
+          </w:p>
+        </w:tc>
+        <w:tc>
+          <w:tcPr>
+            <w:tcW w:w="0" w:type="auto"/>
+            <w:tcBorders>
+              <w:top w:val="single" w:sz="6" w:space="0" w:color="auto"/>
+              <w:left w:val="single" w:sz="6" w:space="0" w:color="auto"/>
+              <w:bottom w:val="single" w:sz="6" w:space="0" w:color="auto"/>
+              <w:right w:val="single" w:sz="6" w:space="0" w:color="auto"/>
+            </w:tcBorders>
+            <w:vAlign w:val="center"/>
+            <w:hideMark/>
+          </w:tcPr>
+          <w:p>
+            <w:pPr>
+              <w:rPr>
+                <w:rFonts w:ascii="Times New Roman" w:hAnsi="Times New Roman" w:cs="Times New Roman"/>
+                <w:sz w:val="24"/>
+                <w:szCs w:val="24"/>
+              </w:rPr>
+            </w:pPr>
+            <w:r>
+              <w:rPr>
+                <w:rFonts w:ascii="Times New Roman" w:hAnsi="Times New Roman" w:cs="Times New Roman"/>
+                <w:sz w:val="24"/>
+                <w:szCs w:val="24"/>
+              </w:rPr>
+              <w:t>55.96%</w:t>
+            </w:r>
+          </w:p>
+        </w:tc>
+        <w:tc>
+          <w:tcPr>
+            <w:tcW w:w="0" w:type="auto"/>
+            <w:tcBorders>
+              <w:top w:val="single" w:sz="6" w:space="0" w:color="auto"/>
+              <w:left w:val="single" w:sz="6" w:space="0" w:color="auto"/>
+              <w:bottom w:val="single" w:sz="6" w:space="0" w:color="auto"/>
+              <w:right w:val="single" w:sz="6" w:space="0" w:color="auto"/>
+            </w:tcBorders>
+            <w:vAlign w:val="center"/>
+            <w:hideMark/>
+          </w:tcPr>
+          <w:p>
+            <w:pPr>
+              <w:rPr>
+                <w:rFonts w:ascii="Times New Roman" w:hAnsi="Times New Roman" w:cs="Times New Roman"/>
+                <w:sz w:val="24"/>
+                <w:szCs w:val="24"/>
+              </w:rPr>
+            </w:pPr>
+            <w:r>
+              <w:rPr>
+                <w:rFonts w:ascii="Times New Roman" w:hAnsi="Times New Roman" w:cs="Times New Roman"/>
+                <w:sz w:val="24"/>
+                <w:szCs w:val="24"/>
+              </w:rPr>
+              <w:t>83.53%</w:t>
+            </w:r>
+          </w:p>
+        </w:tc>
+      </w:tr>
+      <w:tr>
+        <w:trPr>
+          <w:tblCellSpacing w:w="15" w:type="dxa"/>
+        </w:trPr>
+        <w:tc>
+          <w:tcPr>
+            <w:tcW w:w="0" w:type="auto"/>
+            <w:tcBorders>
+              <w:top w:val="single" w:sz="6" w:space="0" w:color="auto"/>
+              <w:left w:val="single" w:sz="6" w:space="0" w:color="auto"/>
+              <w:bottom w:val="single" w:sz="6" w:space="0" w:color="auto"/>
+              <w:right w:val="single" w:sz="6" w:space="0" w:color="auto"/>
+            </w:tcBorders>
+            <w:vAlign w:val="center"/>
+            <w:hideMark/>
+          </w:tcPr>
+          <w:p>
+            <w:pPr>
+              <w:rPr>
+                <w:rFonts w:ascii="Times New Roman" w:hAnsi="Times New Roman" w:cs="Times New Roman"/>
+                <w:sz w:val="24"/>
+                <w:szCs w:val="24"/>
+              </w:rPr>
+            </w:pPr>
+            <w:r>
+              <w:rPr>
+                <w:rFonts w:ascii="Times New Roman" w:hAnsi="Times New Roman" w:cs="Times New Roman"/>
+                <w:b/>
+                <w:bCs/>
+                <w:sz w:val="24"/>
+                <w:szCs w:val="24"/>
+              </w:rPr>
+              <w:t>100</w:t>
+            </w:r>
+          </w:p>
+        </w:tc>
+        <w:tc>
+          <w:tcPr>
+            <w:tcW w:w="0" w:type="auto"/>
+            <w:tcBorders>
+              <w:top w:val="single" w:sz="6" w:space="0" w:color="auto"/>
+              <w:left w:val="single" w:sz="6" w:space="0" w:color="auto"/>
+              <w:bottom w:val="single" w:sz="6" w:space="0" w:color="auto"/>
+              <w:right w:val="single" w:sz="6" w:space="0" w:color="auto"/>
+            </w:tcBorders>
+            <w:vAlign w:val="center"/>
+            <w:hideMark/>
+          </w:tcPr>
+          <w:p>
+            <w:pPr>
+              <w:rPr>
+                <w:rFonts w:ascii="Times New Roman" w:hAnsi="Times New Roman" w:cs="Times New Roman"/>
+                <w:sz w:val="24"/>
+                <w:szCs w:val="24"/>
+              </w:rPr>
+            </w:pPr>
+            <w:r>
+              <w:rPr>
+                <w:rFonts w:ascii="Times New Roman" w:hAnsi="Times New Roman" w:cs="Times New Roman"/>
+                <w:sz w:val="24"/>
+                <w:szCs w:val="24"/>
+              </w:rPr>
+              <w:t>52.02%</w:t>
+            </w:r>
+          </w:p>
+        </w:tc>
+        <w:tc>
+          <w:tcPr>
+            <w:tcW w:w="0" w:type="auto"/>
+            <w:tcBorders>
+              <w:top w:val="single" w:sz="6" w:space="0" w:color="auto"/>
+              <w:left w:val="single" w:sz="6" w:space="0" w:color="auto"/>
+              <w:bottom w:val="single" w:sz="6" w:space="0" w:color="auto"/>
+              <w:right w:val="single" w:sz="6" w:space="0" w:color="auto"/>
+            </w:tcBorders>
+            <w:vAlign w:val="center"/>
+            <w:hideMark/>
+          </w:tcPr>
+          <w:p>
+            <w:pPr>
+              <w:rPr>
+                <w:rFonts w:ascii="Times New Roman" w:hAnsi="Times New Roman" w:cs="Times New Roman"/>
+                <w:sz w:val="24"/>
+                <w:szCs w:val="24"/>
+              </w:rPr>
+            </w:pPr>
+            <w:r>
+              <w:rPr>
+                <w:rFonts w:ascii="Times New Roman" w:hAnsi="Times New Roman" w:cs="Times New Roman"/>
+                <w:sz w:val="24"/>
+                <w:szCs w:val="24"/>
+              </w:rPr>
+              <w:t>97.84%</w:t>
             </w:r>
           </w:p>
         </w:tc>
@@ -553,219 +883,26 @@
       <w:pPr>
         <w:rPr>
           <w:rFonts w:ascii="Times New Roman" w:hAnsi="Times New Roman" w:cs="Times New Roman"/>
-          <w:sz w:val="24"/>
-          <w:szCs w:val="24"/>
-        </w:rPr>
-      </w:pPr>
-      <w:r>
-        <w:rPr>
-          <w:rFonts w:ascii="Times New Roman" w:hAnsi="Times New Roman" w:cs="Times New Roman"/>
           <w:b/>
           <w:bCs/>
           <w:sz w:val="24"/>
           <w:szCs w:val="24"/>
         </w:rPr>
-        <w:t>Observation:</w:t>
-      </w:r>
-    </w:p>
-    <w:p>
-      <w:pPr>
-        <w:numPr>
-          <w:ilvl w:val="0"/>
-          <w:numId w:val="1"/>
-        </w:numPr>
-        <w:rPr>
-          <w:rFonts w:ascii="Times New Roman" w:hAnsi="Times New Roman" w:cs="Times New Roman"/>
-          <w:sz w:val="24"/>
-          <w:szCs w:val="24"/>
-        </w:rPr>
-      </w:pPr>
-      <w:r>
-        <w:rPr>
-          <w:rFonts w:ascii="Times New Roman" w:hAnsi="Times New Roman" w:cs="Times New Roman"/>
-          <w:sz w:val="24"/>
-          <w:szCs w:val="24"/>
-        </w:rPr>
-        <w:t>Lower λ results in higher accuracy but lower sparsity.</w:t>
-      </w:r>
-    </w:p>
-    <w:p>
-      <w:pPr>
-        <w:numPr>
-          <w:ilvl w:val="0"/>
-          <w:numId w:val="1"/>
-        </w:numPr>
-        <w:rPr>
-          <w:rFonts w:ascii="Times New Roman" w:hAnsi="Times New Roman" w:cs="Times New Roman"/>
-          <w:sz w:val="24"/>
-          <w:szCs w:val="24"/>
-        </w:rPr>
-      </w:pPr>
-      <w:r>
-        <w:rPr>
-          <w:rFonts w:ascii="Times New Roman" w:hAnsi="Times New Roman" w:cs="Times New Roman"/>
-          <w:sz w:val="24"/>
-          <w:szCs w:val="24"/>
-        </w:rPr>
-        <w:t>Higher λ increases sparsity but slightly reduces accuracy.</w:t>
-      </w:r>
-    </w:p>
-    <w:p>
-      <w:pPr>
-        <w:numPr>
-          <w:ilvl w:val="0"/>
-          <w:numId w:val="1"/>
-        </w:numPr>
-        <w:rPr>
-          <w:rFonts w:ascii="Times New Roman" w:hAnsi="Times New Roman" w:cs="Times New Roman"/>
-          <w:sz w:val="24"/>
-          <w:szCs w:val="24"/>
-        </w:rPr>
-      </w:pPr>
-      <w:r>
-        <w:rPr>
-          <w:rFonts w:ascii="Times New Roman" w:hAnsi="Times New Roman" w:cs="Times New Roman"/>
-          <w:sz w:val="24"/>
-          <w:szCs w:val="24"/>
-        </w:rPr>
-        <w:t>This demonstrates the trade-off between model complexity and performance.</w:t>
-      </w:r>
-    </w:p>
-    <w:p>
-      <w:pPr>
+      </w:pPr>
+      <w:r>
         <w:rPr>
           <w:rFonts w:ascii="Times New Roman" w:hAnsi="Times New Roman" w:cs="Times New Roman"/>
           <w:b/>
           <w:bCs/>
-          <w:sz w:val="28"/>
-          <w:szCs w:val="28"/>
-        </w:rPr>
-      </w:pPr>
-      <w:r>
-        <w:rPr>
-          <w:rFonts w:ascii="Times New Roman" w:hAnsi="Times New Roman" w:cs="Times New Roman"/>
-          <w:b/>
-          <w:bCs/>
-          <w:sz w:val="28"/>
-          <w:szCs w:val="28"/>
-        </w:rPr>
-        <w:t>3. Gate Value Distribution</w:t>
-      </w:r>
-    </w:p>
-    <w:p>
-      <w:pPr>
-        <w:rPr>
-          <w:rFonts w:ascii="Times New Roman" w:hAnsi="Times New Roman" w:cs="Times New Roman"/>
-          <w:sz w:val="24"/>
-          <w:szCs w:val="24"/>
-        </w:rPr>
-      </w:pPr>
-      <w:r>
-        <w:rPr>
-          <w:rFonts w:ascii="Times New Roman" w:hAnsi="Times New Roman" w:cs="Times New Roman"/>
-          <w:sz w:val="24"/>
-          <w:szCs w:val="24"/>
-        </w:rPr>
-        <w:t>The histogram below shows the distribution of gate values in the final trained model (best performing configuration).</w:t>
-      </w:r>
-    </w:p>
-    <w:p>
-      <w:pPr>
-        <w:numPr>
-          <w:ilvl w:val="0"/>
-          <w:numId w:val="2"/>
-        </w:numPr>
-        <w:rPr>
-          <w:rFonts w:ascii="Times New Roman" w:hAnsi="Times New Roman" w:cs="Times New Roman"/>
-          <w:sz w:val="24"/>
-          <w:szCs w:val="24"/>
-        </w:rPr>
-      </w:pPr>
-      <w:r>
-        <w:rPr>
-          <w:rFonts w:ascii="Times New Roman" w:hAnsi="Times New Roman" w:cs="Times New Roman"/>
-          <w:sz w:val="24"/>
-          <w:szCs w:val="24"/>
-        </w:rPr>
-        <w:t xml:space="preserve">A large spike near </w:t>
-      </w:r>
-      <w:r>
-        <w:rPr>
-          <w:rFonts w:ascii="Times New Roman" w:hAnsi="Times New Roman" w:cs="Times New Roman"/>
-          <w:b/>
-          <w:bCs/>
-          <w:sz w:val="24"/>
-          <w:szCs w:val="24"/>
-        </w:rPr>
-        <w:t>0</w:t>
-      </w:r>
-      <w:r>
-        <w:rPr>
-          <w:rFonts w:ascii="Times New Roman" w:hAnsi="Times New Roman" w:cs="Times New Roman"/>
-          <w:sz w:val="24"/>
-          <w:szCs w:val="24"/>
-        </w:rPr>
-        <w:t xml:space="preserve"> indicates that many weights have been effectively pruned.</w:t>
-      </w:r>
-    </w:p>
-    <w:p>
-      <w:pPr>
-        <w:numPr>
-          <w:ilvl w:val="0"/>
-          <w:numId w:val="2"/>
-        </w:numPr>
-        <w:rPr>
-          <w:rFonts w:ascii="Times New Roman" w:hAnsi="Times New Roman" w:cs="Times New Roman"/>
-          <w:sz w:val="24"/>
-          <w:szCs w:val="24"/>
-        </w:rPr>
-      </w:pPr>
-      <w:r>
-        <w:rPr>
-          <w:rFonts w:ascii="Times New Roman" w:hAnsi="Times New Roman" w:cs="Times New Roman"/>
-          <w:sz w:val="24"/>
-          <w:szCs w:val="24"/>
-        </w:rPr>
-        <w:t>A spread of values away from 0 indicates the important active connections.</w:t>
-      </w:r>
-    </w:p>
-    <w:p>
-      <w:pPr>
-        <w:rPr>
-          <w:rFonts w:ascii="Times New Roman" w:hAnsi="Times New Roman" w:cs="Times New Roman"/>
-          <w:sz w:val="24"/>
-          <w:szCs w:val="24"/>
-        </w:rPr>
-      </w:pPr>
-      <w:r>
-        <w:rPr>
-          <w:rFonts w:ascii="Times New Roman" w:hAnsi="Times New Roman" w:cs="Times New Roman"/>
-          <w:sz w:val="24"/>
-          <w:szCs w:val="24"/>
-        </w:rPr>
-        <w:t>This confirms that the model successfully learned a sparse representation by removing unnecessary weights while retaining useful ones.</w:t>
-      </w:r>
-    </w:p>
-    <w:p>
-      <w:pPr>
-        <w:rPr>
-          <w:rFonts w:ascii="Times New Roman" w:hAnsi="Times New Roman" w:cs="Times New Roman"/>
-          <w:sz w:val="24"/>
-          <w:szCs w:val="24"/>
-        </w:rPr>
-      </w:pPr>
-      <w:r>
-        <w:rPr>
-          <w:rFonts w:ascii="Times New Roman" w:hAnsi="Times New Roman" w:cs="Times New Roman"/>
           <w:sz w:val="24"/>
           <w:szCs w:val="24"/>
         </w:rPr>
         <w:lastRenderedPageBreak/>
         <w:drawing>
-          <wp:inline distT="0" distB="0" distL="0" distR="0" wp14:anchorId="6D540DBC" wp14:editId="50DCFE58">
-            <wp:extent cx="5731510" cy="3201035"/>
-            <wp:effectExtent l="0" t="0" r="2540" b="0"/>
-            <wp:docPr id="1988938276" name="Picture 1"/>
+          <wp:inline distT="0" distB="0" distL="0" distR="0" wp14:anchorId="7F3786CA" wp14:editId="64F202FB">
+            <wp:extent cx="5731510" cy="3329305"/>
+            <wp:effectExtent l="0" t="0" r="2540" b="4445"/>
+            <wp:docPr id="476829934" name="Picture 1"/>
             <wp:cNvGraphicFramePr>
               <a:graphicFrameLocks xmlns:a="http://schemas.openxmlformats.org/drawingml/2006/main" noChangeAspect="1"/>
             </wp:cNvGraphicFramePr>
@@ -773,7 +910,7 @@
               <a:graphicData uri="http://schemas.openxmlformats.org/drawingml/2006/picture">
                 <pic:pic xmlns:pic="http://schemas.openxmlformats.org/drawingml/2006/picture">
                   <pic:nvPicPr>
-                    <pic:cNvPr id="1988938276" name=""/>
+                    <pic:cNvPr id="476829934" name=""/>
                     <pic:cNvPicPr/>
                   </pic:nvPicPr>
                   <pic:blipFill>
@@ -785,7 +922,7 @@
                   <pic:spPr>
                     <a:xfrm>
                       <a:off x="0" y="0"/>
-                      <a:ext cx="5731510" cy="3201035"/>
+                      <a:ext cx="5731510" cy="3329305"/>
                     </a:xfrm>
                     <a:prstGeom prst="rect">
                       <a:avLst/>
@@ -804,8 +941,8 @@
           <w:rFonts w:ascii="Times New Roman" w:hAnsi="Times New Roman" w:cs="Times New Roman"/>
           <w:b/>
           <w:bCs/>
-          <w:sz w:val="24"/>
-          <w:szCs w:val="24"/>
+          <w:sz w:val="28"/>
+          <w:szCs w:val="28"/>
         </w:rPr>
       </w:pPr>
       <w:r>
@@ -813,28 +950,275 @@
           <w:rFonts w:ascii="Times New Roman" w:hAnsi="Times New Roman" w:cs="Times New Roman"/>
           <w:b/>
           <w:bCs/>
-          <w:sz w:val="24"/>
-          <w:szCs w:val="24"/>
-        </w:rPr>
-        <w:t>4. Conclusion</w:t>
+          <w:sz w:val="28"/>
+          <w:szCs w:val="28"/>
+        </w:rPr>
+        <w:t>3. Final Gate Value Distribution</w:t>
       </w:r>
     </w:p>
     <w:p>
       <w:pPr>
         <w:rPr>
           <w:rFonts w:ascii="Times New Roman" w:hAnsi="Times New Roman" w:cs="Times New Roman"/>
-          <w:sz w:val="24"/>
-          <w:szCs w:val="24"/>
-        </w:rPr>
-      </w:pPr>
-      <w:r>
-        <w:rPr>
-          <w:rFonts w:ascii="Times New Roman" w:hAnsi="Times New Roman" w:cs="Times New Roman"/>
-          <w:sz w:val="24"/>
-          <w:szCs w:val="24"/>
-        </w:rPr>
-        <w:t>The proposed self-pruning mechanism successfully reduces the number of active parameters in the network. By using learnable gates and L1 regularization, the model automatically identifies and removes less important connections. The results clearly show a trade-off between sparsity and accuracy, demonstrating the effectiveness of the approach.</w:t>
-      </w:r>
+          <w:i/>
+          <w:iCs/>
+          <w:sz w:val="24"/>
+          <w:szCs w:val="24"/>
+        </w:rPr>
+      </w:pPr>
+      <w:r>
+        <w:rPr>
+          <w:rFonts w:ascii="Times New Roman" w:hAnsi="Times New Roman" w:cs="Times New Roman"/>
+          <w:i/>
+          <w:iCs/>
+          <w:sz w:val="24"/>
+          <w:szCs w:val="24"/>
+        </w:rPr>
+        <w:drawing>
+          <wp:inline distT="0" distB="0" distL="0" distR="0" wp14:anchorId="6F602833" wp14:editId="0CC79084">
+            <wp:extent cx="5731510" cy="3370580"/>
+            <wp:effectExtent l="0" t="0" r="2540" b="1270"/>
+            <wp:docPr id="209739428" name="Picture 1"/>
+            <wp:cNvGraphicFramePr>
+              <a:graphicFrameLocks xmlns:a="http://schemas.openxmlformats.org/drawingml/2006/main" noChangeAspect="1"/>
+            </wp:cNvGraphicFramePr>
+            <a:graphic xmlns:a="http://schemas.openxmlformats.org/drawingml/2006/main">
+              <a:graphicData uri="http://schemas.openxmlformats.org/drawingml/2006/picture">
+                <pic:pic xmlns:pic="http://schemas.openxmlformats.org/drawingml/2006/picture">
+                  <pic:nvPicPr>
+                    <pic:cNvPr id="209739428" name=""/>
+                    <pic:cNvPicPr/>
+                  </pic:nvPicPr>
+                  <pic:blipFill>
+                    <a:blip r:embed="rId7"/>
+                    <a:stretch>
+                      <a:fillRect/>
+                    </a:stretch>
+                  </pic:blipFill>
+                  <pic:spPr>
+                    <a:xfrm>
+                      <a:off x="0" y="0"/>
+                      <a:ext cx="5731510" cy="3370580"/>
+                    </a:xfrm>
+                    <a:prstGeom prst="rect">
+                      <a:avLst/>
+                    </a:prstGeom>
+                  </pic:spPr>
+                </pic:pic>
+              </a:graphicData>
+            </a:graphic>
+          </wp:inline>
+        </w:drawing>
+      </w:r>
+    </w:p>
+    <w:p>
+      <w:pPr>
+        <w:rPr>
+          <w:rFonts w:ascii="Times New Roman" w:hAnsi="Times New Roman" w:cs="Times New Roman"/>
+          <w:b/>
+          <w:bCs/>
+          <w:sz w:val="24"/>
+          <w:szCs w:val="24"/>
+        </w:rPr>
+      </w:pPr>
+      <w:r>
+        <w:rPr>
+          <w:rFonts w:ascii="Times New Roman" w:hAnsi="Times New Roman" w:cs="Times New Roman"/>
+          <w:b/>
+          <w:bCs/>
+          <w:sz w:val="24"/>
+          <w:szCs w:val="24"/>
+        </w:rPr>
+        <w:t>Analysis of the Distribution</w:t>
+      </w:r>
+    </w:p>
+    <w:p>
+      <w:pPr>
+        <w:rPr>
+          <w:rFonts w:ascii="Times New Roman" w:hAnsi="Times New Roman" w:cs="Times New Roman"/>
+          <w:sz w:val="24"/>
+          <w:szCs w:val="24"/>
+        </w:rPr>
+      </w:pPr>
+      <w:r>
+        <w:rPr>
+          <w:rFonts w:ascii="Times New Roman" w:hAnsi="Times New Roman" w:cs="Times New Roman"/>
+          <w:sz w:val="24"/>
+          <w:szCs w:val="24"/>
+        </w:rPr>
+        <w:t>The logarithmic histogram above illustrates a highly bimodal distribution of the final gate values, which is the exact hallmark of a successful self-pruning mechanism:</w:t>
+      </w:r>
+    </w:p>
+    <w:p>
+      <w:pPr>
+        <w:numPr>
+          <w:ilvl w:val="0"/>
+          <w:numId w:val="4"/>
+        </w:numPr>
+        <w:rPr>
+          <w:rFonts w:ascii="Times New Roman" w:hAnsi="Times New Roman" w:cs="Times New Roman"/>
+          <w:sz w:val="24"/>
+          <w:szCs w:val="24"/>
+        </w:rPr>
+      </w:pPr>
+      <w:r>
+        <w:rPr>
+          <w:rFonts w:ascii="Times New Roman" w:hAnsi="Times New Roman" w:cs="Times New Roman"/>
+          <w:b/>
+          <w:bCs/>
+          <w:sz w:val="24"/>
+          <w:szCs w:val="24"/>
+        </w:rPr>
+        <w:t>The Pruned Spike (0.0):</w:t>
+      </w:r>
+      <w:r>
+        <w:rPr>
+          <w:rFonts w:ascii="Times New Roman" w:hAnsi="Times New Roman" w:cs="Times New Roman"/>
+          <w:sz w:val="24"/>
+          <w:szCs w:val="24"/>
+        </w:rPr>
+        <w:t xml:space="preserve"> The massive concentration of values exactly at zero (exceeding 1,000,000 on the logarithmic scale) represents the 59.79% of network connections that were successfully neutralized. The L1 penalty dominated the loss </w:t>
+      </w:r>
+      <w:r>
+        <w:rPr>
+          <w:rFonts w:ascii="Times New Roman" w:hAnsi="Times New Roman" w:cs="Times New Roman"/>
+          <w:sz w:val="24"/>
+          <w:szCs w:val="24"/>
+        </w:rPr>
+        <w:lastRenderedPageBreak/>
+        <w:t>landscape for these specific weights, driving their underlying gate scores down until the sigmoid output collapsed entirely to zero.</w:t>
+      </w:r>
+    </w:p>
+    <w:p>
+      <w:pPr>
+        <w:numPr>
+          <w:ilvl w:val="0"/>
+          <w:numId w:val="4"/>
+        </w:numPr>
+        <w:rPr>
+          <w:rFonts w:ascii="Times New Roman" w:hAnsi="Times New Roman" w:cs="Times New Roman"/>
+          <w:sz w:val="24"/>
+          <w:szCs w:val="24"/>
+        </w:rPr>
+      </w:pPr>
+      <w:r>
+        <w:rPr>
+          <w:rFonts w:ascii="Times New Roman" w:hAnsi="Times New Roman" w:cs="Times New Roman"/>
+          <w:b/>
+          <w:bCs/>
+          <w:sz w:val="24"/>
+          <w:szCs w:val="24"/>
+        </w:rPr>
+        <w:t>The Active Plateau (0.4 to 1.0):</w:t>
+      </w:r>
+      <w:r>
+        <w:rPr>
+          <w:rFonts w:ascii="Times New Roman" w:hAnsi="Times New Roman" w:cs="Times New Roman"/>
+          <w:sz w:val="24"/>
+          <w:szCs w:val="24"/>
+        </w:rPr>
+        <w:t xml:space="preserve"> The distinct, steady distribution of values clustered away from zero represents the "surviving" connections. For these weights, the gradient from the Cross-Entropy classification loss overpowered the L1 penalty, forcing the gates to remain open. The network independently decided that these specific feature detectors were </w:t>
+      </w:r>
+      <w:proofErr w:type="gramStart"/>
+      <w:r>
+        <w:rPr>
+          <w:rFonts w:ascii="Times New Roman" w:hAnsi="Times New Roman" w:cs="Times New Roman"/>
+          <w:sz w:val="24"/>
+          <w:szCs w:val="24"/>
+        </w:rPr>
+        <w:t>absolutely critical</w:t>
+      </w:r>
+      <w:proofErr w:type="gramEnd"/>
+      <w:r>
+        <w:rPr>
+          <w:rFonts w:ascii="Times New Roman" w:hAnsi="Times New Roman" w:cs="Times New Roman"/>
+          <w:sz w:val="24"/>
+          <w:szCs w:val="24"/>
+        </w:rPr>
+        <w:t xml:space="preserve"> for recognizing the CIFAR-10 images.</w:t>
+      </w:r>
+    </w:p>
+    <w:p>
+      <w:pPr>
+        <w:rPr>
+          <w:rFonts w:ascii="Times New Roman" w:hAnsi="Times New Roman" w:cs="Times New Roman"/>
+          <w:b/>
+          <w:bCs/>
+          <w:sz w:val="28"/>
+          <w:szCs w:val="28"/>
+        </w:rPr>
+      </w:pPr>
+      <w:r>
+        <w:rPr>
+          <w:rFonts w:ascii="Times New Roman" w:hAnsi="Times New Roman" w:cs="Times New Roman"/>
+          <w:b/>
+          <w:bCs/>
+          <w:sz w:val="28"/>
+          <w:szCs w:val="28"/>
+        </w:rPr>
+        <w:t>4. Conclusion</w:t>
+      </w:r>
+    </w:p>
+    <w:p>
+      <w:pPr>
+        <w:rPr>
+          <w:rFonts w:ascii="Times New Roman" w:hAnsi="Times New Roman" w:cs="Times New Roman"/>
+          <w:sz w:val="24"/>
+          <w:szCs w:val="24"/>
+        </w:rPr>
+      </w:pPr>
+      <w:r>
+        <w:rPr>
+          <w:rFonts w:ascii="Times New Roman" w:hAnsi="Times New Roman" w:cs="Times New Roman"/>
+          <w:sz w:val="24"/>
+          <w:szCs w:val="24"/>
+        </w:rPr>
+        <w:t>This experiment successfully demonstrates the viability of training a neural network to dynamically discover its own optimal, sparse architecture on the fly. By augmenting a standard linear layer with a learnable gating mechanism and applying a targeted L1 sparsity penalty, the network was forced to independently evaluate the utility of every single connection during backpropagation.</w:t>
+      </w:r>
+    </w:p>
+    <w:p>
+      <w:pPr>
+        <w:rPr>
+          <w:rFonts w:ascii="Times New Roman" w:hAnsi="Times New Roman" w:cs="Times New Roman"/>
+          <w:sz w:val="24"/>
+          <w:szCs w:val="24"/>
+        </w:rPr>
+      </w:pPr>
+      <w:r>
+        <w:rPr>
+          <w:rFonts w:ascii="Times New Roman" w:hAnsi="Times New Roman" w:cs="Times New Roman"/>
+          <w:sz w:val="24"/>
+          <w:szCs w:val="24"/>
+        </w:rPr>
+        <w:t xml:space="preserve">Crucially, the results highlight that pruning is not merely a post-training compression technique, but a powerful </w:t>
+      </w:r>
+      <w:proofErr w:type="spellStart"/>
+      <w:r>
+        <w:rPr>
+          <w:rFonts w:ascii="Times New Roman" w:hAnsi="Times New Roman" w:cs="Times New Roman"/>
+          <w:sz w:val="24"/>
+          <w:szCs w:val="24"/>
+        </w:rPr>
+        <w:t>regularizer</w:t>
+      </w:r>
+      <w:proofErr w:type="spellEnd"/>
+      <w:r>
+        <w:rPr>
+          <w:rFonts w:ascii="Times New Roman" w:hAnsi="Times New Roman" w:cs="Times New Roman"/>
+          <w:sz w:val="24"/>
+          <w:szCs w:val="24"/>
+        </w:rPr>
+        <w:t xml:space="preserve"> when applied dynamically during training. At a moderate penalty threshold ($\lambda = 5$), forcing the network to abandon nearly 60% of its parameters actively prevented overfitting and improved the overall test accuracy to a peak of 56.56%. This aligns strongly with modern deep learning theories, such as the Lottery Ticket Hypothesis, proving that within a dense, over-parameterized network lies a leaner, more robust sub-network capable of superior generalization.</w:t>
+      </w:r>
+    </w:p>
+    <w:p>
+      <w:pPr>
+        <w:rPr>
+          <w:rFonts w:ascii="Times New Roman" w:hAnsi="Times New Roman" w:cs="Times New Roman"/>
+          <w:sz w:val="24"/>
+          <w:szCs w:val="24"/>
+        </w:rPr>
+      </w:pPr>
     </w:p>
     <w:p>
       <w:pPr>
@@ -864,6 +1248,119 @@
 <file path=word/numbering.xml><?xml version="1.0" encoding="utf-8"?>
 <w:numbering xmlns:wpc="http://schemas.microsoft.com/office/word/2010/wordprocessingCanvas" xmlns:cx="http://schemas.microsoft.com/office/drawing/2014/chartex" xmlns:cx1="http://schemas.microsoft.com/office/drawing/2015/9/8/chartex" xmlns:cx2="http://schemas.microsoft.com/office/drawing/2015/10/21/chartex" xmlns:cx3="http://schemas.microsoft.com/office/drawing/2016/5/9/chartex" xmlns:cx4="http://schemas.microsoft.com/office/drawing/2016/5/10/chartex" xmlns:cx5="http://schemas.microsoft.com/office/drawing/2016/5/11/chartex" xmlns:cx6="http://schemas.microsoft.com/office/drawing/2016/5/12/chartex" xmlns:cx7="http://schemas.microsoft.com/office/drawing/2016/5/13/chartex" xmlns:cx8="http://schemas.microsoft.com/office/drawing/2016/5/14/chartex" xmlns:mc="http://schemas.openxmlformats.org/markup-compatibility/2006" xmlns:aink="http://schemas.microsoft.com/office/drawing/2016/ink" xmlns:am3d="http://schemas.microsoft.com/office/drawing/2017/model3d" xmlns:o="urn:schemas-microsoft-com:office:office" xmlns:oel="http://schemas.microsoft.com/office/2019/extlst" xmlns:r="http://schemas.openxmlformats.org/officeDocument/2006/relationships" xmlns:m="http://schemas.openxmlformats.org/officeDocument/2006/math" xmlns:v="urn:schemas-microsoft-com:vml" xmlns:wp14="http://schemas.microsoft.com/office/word/2010/wordprocessingDrawing" xmlns:wp="http://schemas.openxmlformats.org/drawingml/2006/wordprocessingDrawing" xmlns:w10="urn:schemas-microsoft-com:office:word" xmlns:w="http://schemas.openxmlformats.org/wordprocessingml/2006/main" xmlns:w14="http://schemas.microsoft.com/office/word/2010/wordml" xmlns:w15="http://schemas.microsoft.com/office/word/2012/wordml" xmlns:w16cex="http://schemas.microsoft.com/office/word/2018/wordml/cex" xmlns:w16cid="http://schemas.microsoft.com/office/word/2016/wordml/cid" xmlns:w16="http://schemas.microsoft.com/office/word/2018/wordml" xmlns:w16du="http://schemas.microsoft.com/office/word/2023/wordml/word16du" xmlns:w16sdtdh="http://schemas.microsoft.com/office/word/2020/wordml/sdtdatahash" xmlns:w16sdtfl="http://schemas.microsoft.com/office/word/2024/wordml/sdtformatlock" xmlns:w16se="http://schemas.microsoft.com/office/word/2015/wordml/symex" xmlns:wpg="http://schemas.microsoft.com/office/word/2010/wordprocessingGroup" xmlns:wpi="http://schemas.microsoft.com/office/word/2010/wordprocessingInk" xmlns:wne="http://schemas.microsoft.com/office/word/2006/wordml" xmlns:wps="http://schemas.microsoft.com/office/word/2010/wordprocessingShape" mc:Ignorable="w14 w15 w16se w16cid w16 w16cex w16sdtdh w16sdtfl w16du wp14">
   <w:abstractNum w:abstractNumId="0" w15:restartNumberingAfterBreak="0">
+    <w:nsid w:val="15B21332"/>
+    <w:multiLevelType w:val="multilevel"/>
+    <w:tmpl w:val="109EC0E4"/>
+    <w:lvl w:ilvl="0">
+      <w:start w:val="1"/>
+      <w:numFmt w:val="decimal"/>
+      <w:lvlText w:val="%1."/>
+      <w:lvlJc w:val="left"/>
+      <w:pPr>
+        <w:tabs>
+          <w:tab w:val="num" w:pos="720"/>
+        </w:tabs>
+        <w:ind w:left="720" w:hanging="360"/>
+      </w:pPr>
+    </w:lvl>
+    <w:lvl w:ilvl="1" w:tentative="1">
+      <w:start w:val="1"/>
+      <w:numFmt w:val="decimal"/>
+      <w:lvlText w:val="%2."/>
+      <w:lvlJc w:val="left"/>
+      <w:pPr>
+        <w:tabs>
+          <w:tab w:val="num" w:pos="1440"/>
+        </w:tabs>
+        <w:ind w:left="1440" w:hanging="360"/>
+      </w:pPr>
+    </w:lvl>
+    <w:lvl w:ilvl="2" w:tentative="1">
+      <w:start w:val="1"/>
+      <w:numFmt w:val="decimal"/>
+      <w:lvlText w:val="%3."/>
+      <w:lvlJc w:val="left"/>
+      <w:pPr>
+        <w:tabs>
+          <w:tab w:val="num" w:pos="2160"/>
+        </w:tabs>
+        <w:ind w:left="2160" w:hanging="360"/>
+      </w:pPr>
+    </w:lvl>
+    <w:lvl w:ilvl="3" w:tentative="1">
+      <w:start w:val="1"/>
+      <w:numFmt w:val="decimal"/>
+      <w:lvlText w:val="%4."/>
+      <w:lvlJc w:val="left"/>
+      <w:pPr>
+        <w:tabs>
+          <w:tab w:val="num" w:pos="2880"/>
+        </w:tabs>
+        <w:ind w:left="2880" w:hanging="360"/>
+      </w:pPr>
+    </w:lvl>
+    <w:lvl w:ilvl="4" w:tentative="1">
+      <w:start w:val="1"/>
+      <w:numFmt w:val="decimal"/>
+      <w:lvlText w:val="%5."/>
+      <w:lvlJc w:val="left"/>
+      <w:pPr>
+        <w:tabs>
+          <w:tab w:val="num" w:pos="3600"/>
+        </w:tabs>
+        <w:ind w:left="3600" w:hanging="360"/>
+      </w:pPr>
+    </w:lvl>
+    <w:lvl w:ilvl="5" w:tentative="1">
+      <w:start w:val="1"/>
+      <w:numFmt w:val="decimal"/>
+      <w:lvlText w:val="%6."/>
+      <w:lvlJc w:val="left"/>
+      <w:pPr>
+        <w:tabs>
+          <w:tab w:val="num" w:pos="4320"/>
+        </w:tabs>
+        <w:ind w:left="4320" w:hanging="360"/>
+      </w:pPr>
+    </w:lvl>
+    <w:lvl w:ilvl="6" w:tentative="1">
+      <w:start w:val="1"/>
+      <w:numFmt w:val="decimal"/>
+      <w:lvlText w:val="%7."/>
+      <w:lvlJc w:val="left"/>
+      <w:pPr>
+        <w:tabs>
+          <w:tab w:val="num" w:pos="5040"/>
+        </w:tabs>
+        <w:ind w:left="5040" w:hanging="360"/>
+      </w:pPr>
+    </w:lvl>
+    <w:lvl w:ilvl="7" w:tentative="1">
+      <w:start w:val="1"/>
+      <w:numFmt w:val="decimal"/>
+      <w:lvlText w:val="%8."/>
+      <w:lvlJc w:val="left"/>
+      <w:pPr>
+        <w:tabs>
+          <w:tab w:val="num" w:pos="5760"/>
+        </w:tabs>
+        <w:ind w:left="5760" w:hanging="360"/>
+      </w:pPr>
+    </w:lvl>
+    <w:lvl w:ilvl="8" w:tentative="1">
+      <w:start w:val="1"/>
+      <w:numFmt w:val="decimal"/>
+      <w:lvlText w:val="%9."/>
+      <w:lvlJc w:val="left"/>
+      <w:pPr>
+        <w:tabs>
+          <w:tab w:val="num" w:pos="6480"/>
+        </w:tabs>
+        <w:ind w:left="6480" w:hanging="360"/>
+      </w:pPr>
+    </w:lvl>
+  </w:abstractNum>
+  <w:abstractNum w:abstractNumId="1" w15:restartNumberingAfterBreak="0">
     <w:nsid w:val="35BA4C0D"/>
     <w:multiLevelType w:val="multilevel"/>
     <w:tmpl w:val="8B1666E6"/>
@@ -1012,7 +1509,7 @@
       </w:rPr>
     </w:lvl>
   </w:abstractNum>
-  <w:abstractNum w:abstractNumId="1" w15:restartNumberingAfterBreak="0">
+  <w:abstractNum w:abstractNumId="2" w15:restartNumberingAfterBreak="0">
     <w:nsid w:val="37C36576"/>
     <w:multiLevelType w:val="multilevel"/>
     <w:tmpl w:val="456A64D0"/>
@@ -1161,11 +1658,166 @@
       </w:rPr>
     </w:lvl>
   </w:abstractNum>
+  <w:abstractNum w:abstractNumId="3" w15:restartNumberingAfterBreak="0">
+    <w:nsid w:val="7E640744"/>
+    <w:multiLevelType w:val="multilevel"/>
+    <w:tmpl w:val="EF3679DC"/>
+    <w:lvl w:ilvl="0">
+      <w:start w:val="1"/>
+      <w:numFmt w:val="bullet"/>
+      <w:lvlText w:val=""/>
+      <w:lvlJc w:val="left"/>
+      <w:pPr>
+        <w:tabs>
+          <w:tab w:val="num" w:pos="720"/>
+        </w:tabs>
+        <w:ind w:left="720" w:hanging="360"/>
+      </w:pPr>
+      <w:rPr>
+        <w:rFonts w:ascii="Symbol" w:hAnsi="Symbol" w:hint="default"/>
+        <w:sz w:val="20"/>
+      </w:rPr>
+    </w:lvl>
+    <w:lvl w:ilvl="1" w:tentative="1">
+      <w:start w:val="1"/>
+      <w:numFmt w:val="bullet"/>
+      <w:lvlText w:val="o"/>
+      <w:lvlJc w:val="left"/>
+      <w:pPr>
+        <w:tabs>
+          <w:tab w:val="num" w:pos="1440"/>
+        </w:tabs>
+        <w:ind w:left="1440" w:hanging="360"/>
+      </w:pPr>
+      <w:rPr>
+        <w:rFonts w:ascii="Courier New" w:hAnsi="Courier New" w:hint="default"/>
+        <w:sz w:val="20"/>
+      </w:rPr>
+    </w:lvl>
+    <w:lvl w:ilvl="2" w:tentative="1">
+      <w:start w:val="1"/>
+      <w:numFmt w:val="bullet"/>
+      <w:lvlText w:val=""/>
+      <w:lvlJc w:val="left"/>
+      <w:pPr>
+        <w:tabs>
+          <w:tab w:val="num" w:pos="2160"/>
+        </w:tabs>
+        <w:ind w:left="2160" w:hanging="360"/>
+      </w:pPr>
+      <w:rPr>
+        <w:rFonts w:ascii="Wingdings" w:hAnsi="Wingdings" w:hint="default"/>
+        <w:sz w:val="20"/>
+      </w:rPr>
+    </w:lvl>
+    <w:lvl w:ilvl="3" w:tentative="1">
+      <w:start w:val="1"/>
+      <w:numFmt w:val="bullet"/>
+      <w:lvlText w:val=""/>
+      <w:lvlJc w:val="left"/>
+      <w:pPr>
+        <w:tabs>
+          <w:tab w:val="num" w:pos="2880"/>
+        </w:tabs>
+        <w:ind w:left="2880" w:hanging="360"/>
+      </w:pPr>
+      <w:rPr>
+        <w:rFonts w:ascii="Wingdings" w:hAnsi="Wingdings" w:hint="default"/>
+        <w:sz w:val="20"/>
+      </w:rPr>
+    </w:lvl>
+    <w:lvl w:ilvl="4" w:tentative="1">
+      <w:start w:val="1"/>
+      <w:numFmt w:val="bullet"/>
+      <w:lvlText w:val=""/>
+      <w:lvlJc w:val="left"/>
+      <w:pPr>
+        <w:tabs>
+          <w:tab w:val="num" w:pos="3600"/>
+        </w:tabs>
+        <w:ind w:left="3600" w:hanging="360"/>
+      </w:pPr>
+      <w:rPr>
+        <w:rFonts w:ascii="Wingdings" w:hAnsi="Wingdings" w:hint="default"/>
+        <w:sz w:val="20"/>
+      </w:rPr>
+    </w:lvl>
+    <w:lvl w:ilvl="5" w:tentative="1">
+      <w:start w:val="1"/>
+      <w:numFmt w:val="bullet"/>
+      <w:lvlText w:val=""/>
+      <w:lvlJc w:val="left"/>
+      <w:pPr>
+        <w:tabs>
+          <w:tab w:val="num" w:pos="4320"/>
+        </w:tabs>
+        <w:ind w:left="4320" w:hanging="360"/>
+      </w:pPr>
+      <w:rPr>
+        <w:rFonts w:ascii="Wingdings" w:hAnsi="Wingdings" w:hint="default"/>
+        <w:sz w:val="20"/>
+      </w:rPr>
+    </w:lvl>
+    <w:lvl w:ilvl="6" w:tentative="1">
+      <w:start w:val="1"/>
+      <w:numFmt w:val="bullet"/>
+      <w:lvlText w:val=""/>
+      <w:lvlJc w:val="left"/>
+      <w:pPr>
+        <w:tabs>
+          <w:tab w:val="num" w:pos="5040"/>
+        </w:tabs>
+        <w:ind w:left="5040" w:hanging="360"/>
+      </w:pPr>
+      <w:rPr>
+        <w:rFonts w:ascii="Wingdings" w:hAnsi="Wingdings" w:hint="default"/>
+        <w:sz w:val="20"/>
+      </w:rPr>
+    </w:lvl>
+    <w:lvl w:ilvl="7" w:tentative="1">
+      <w:start w:val="1"/>
+      <w:numFmt w:val="bullet"/>
+      <w:lvlText w:val=""/>
+      <w:lvlJc w:val="left"/>
+      <w:pPr>
+        <w:tabs>
+          <w:tab w:val="num" w:pos="5760"/>
+        </w:tabs>
+        <w:ind w:left="5760" w:hanging="360"/>
+      </w:pPr>
+      <w:rPr>
+        <w:rFonts w:ascii="Wingdings" w:hAnsi="Wingdings" w:hint="default"/>
+        <w:sz w:val="20"/>
+      </w:rPr>
+    </w:lvl>
+    <w:lvl w:ilvl="8" w:tentative="1">
+      <w:start w:val="1"/>
+      <w:numFmt w:val="bullet"/>
+      <w:lvlText w:val=""/>
+      <w:lvlJc w:val="left"/>
+      <w:pPr>
+        <w:tabs>
+          <w:tab w:val="num" w:pos="6480"/>
+        </w:tabs>
+        <w:ind w:left="6480" w:hanging="360"/>
+      </w:pPr>
+      <w:rPr>
+        <w:rFonts w:ascii="Wingdings" w:hAnsi="Wingdings" w:hint="default"/>
+        <w:sz w:val="20"/>
+      </w:rPr>
+    </w:lvl>
+  </w:abstractNum>
   <w:num w:numId="1" w16cid:durableId="293491651">
+    <w:abstractNumId w:val="1"/>
+  </w:num>
+  <w:num w:numId="2" w16cid:durableId="1953587859">
+    <w:abstractNumId w:val="2"/>
+  </w:num>
+  <w:num w:numId="3" w16cid:durableId="1112359206">
     <w:abstractNumId w:val="0"/>
   </w:num>
-  <w:num w:numId="2" w16cid:durableId="1953587859">
-    <w:abstractNumId w:val="1"/>
+  <w:num w:numId="4" w16cid:durableId="928927698">
+    <w:abstractNumId w:val="3"/>
   </w:num>
 </w:numbering>
 </file>

--- a/A Short Report .docx
+++ b/A Short Report .docx
@@ -139,25 +139,7 @@
           <w:sz w:val="24"/>
           <w:szCs w:val="24"/>
         </w:rPr>
-        <w:t xml:space="preserve">By adding this sum to our loss function, the network is constantly penalized for every active (non-zero) gate. During backpropagation, this constant penalty forces the underlying </w:t>
-      </w:r>
-      <w:proofErr w:type="spellStart"/>
-      <w:r>
-        <w:rPr>
-          <w:rFonts w:ascii="Times New Roman" w:hAnsi="Times New Roman" w:cs="Times New Roman"/>
-          <w:sz w:val="24"/>
-          <w:szCs w:val="24"/>
-        </w:rPr>
-        <w:t>gate_scores</w:t>
-      </w:r>
-      <w:proofErr w:type="spellEnd"/>
-      <w:r>
-        <w:rPr>
-          <w:rFonts w:ascii="Times New Roman" w:hAnsi="Times New Roman" w:cs="Times New Roman"/>
-          <w:sz w:val="24"/>
-          <w:szCs w:val="24"/>
-        </w:rPr>
-        <w:t xml:space="preserve"> into large negative numbers. Once a score is sufficiently negative, its sigmoid output maps exactly to $0.0$. At this point, the multiplied weight has no effect on the forward pass, effectively and dynamically pruning the connection from the network.</w:t>
+        <w:t>By adding this sum to our loss function, the network is constantly penalized for every active (non-zero) gate. During backpropagation, this constant penalty forces the underlying gate_scores into large negative numbers. Once a score is sufficiently negative, its sigmoid output maps exactly to $0.0$. At this point, the multiplied weight has no effect on the forward pass, effectively and dynamically pruning the connection from the network.</w:t>
       </w:r>
     </w:p>
     <w:p>
@@ -204,7 +186,75 @@
           <w:sz w:val="24"/>
           <w:szCs w:val="24"/>
         </w:rPr>
-        <w:t>The network was trained over 10 epochs on the CIFAR-10 dataset across five different penalty strengths ($\lambda$). As $\lambda$ increased, the network pruned a proportionally higher percentage of its connections.</w:t>
+        <w:t>The network was trained over 10 epochs on the CIFAR-10 dataset across five different penalty strengths (</w:t>
+      </w:r>
+      <w:r>
+        <w:rPr>
+          <w:rFonts w:ascii="Times New Roman" w:hAnsi="Times New Roman" w:cs="Times New Roman"/>
+          <w:b/>
+          <w:bCs/>
+          <w:sz w:val="24"/>
+          <w:szCs w:val="24"/>
+        </w:rPr>
+        <w:t>Lambda (λ)</w:t>
+      </w:r>
+      <w:r>
+        <w:rPr>
+          <w:rFonts w:ascii="Times New Roman" w:hAnsi="Times New Roman" w:cs="Times New Roman"/>
+          <w:sz w:val="24"/>
+          <w:szCs w:val="24"/>
+        </w:rPr>
+        <w:t>). As</w:t>
+      </w:r>
+      <w:r>
+        <w:rPr>
+          <w:rFonts w:ascii="Times New Roman" w:hAnsi="Times New Roman" w:cs="Times New Roman"/>
+          <w:sz w:val="24"/>
+          <w:szCs w:val="24"/>
+        </w:rPr>
+        <w:t xml:space="preserve"> </w:t>
+      </w:r>
+      <w:r>
+        <w:rPr>
+          <w:rFonts w:ascii="Times New Roman" w:hAnsi="Times New Roman" w:cs="Times New Roman"/>
+          <w:sz w:val="24"/>
+          <w:szCs w:val="24"/>
+        </w:rPr>
+        <w:t xml:space="preserve"> </w:t>
+      </w:r>
+      <w:r>
+        <w:rPr>
+          <w:rFonts w:ascii="Times New Roman" w:hAnsi="Times New Roman" w:cs="Times New Roman"/>
+          <w:b/>
+          <w:bCs/>
+          <w:sz w:val="24"/>
+          <w:szCs w:val="24"/>
+        </w:rPr>
+        <w:t>Lambda (λ)</w:t>
+      </w:r>
+      <w:r>
+        <w:rPr>
+          <w:rFonts w:ascii="Times New Roman" w:hAnsi="Times New Roman" w:cs="Times New Roman"/>
+          <w:sz w:val="24"/>
+          <w:szCs w:val="24"/>
+        </w:rPr>
+        <w:t xml:space="preserve"> </w:t>
+      </w:r>
+      <w:r>
+        <w:rPr>
+          <w:rFonts w:ascii="Times New Roman" w:hAnsi="Times New Roman" w:cs="Times New Roman"/>
+          <w:sz w:val="24"/>
+          <w:szCs w:val="24"/>
+        </w:rPr>
+        <w:t xml:space="preserve"> </w:t>
+      </w:r>
+      <w:r>
+        <w:rPr>
+          <w:rFonts w:ascii="Times New Roman" w:hAnsi="Times New Roman" w:cs="Times New Roman"/>
+          <w:sz w:val="24"/>
+          <w:szCs w:val="24"/>
+        </w:rPr>
+        <w:t>increased, the network pruned a proportionally higher percentage of its connections.</w:t>
       </w:r>
     </w:p>
     <w:p>
@@ -221,16 +271,7 @@
           <w:sz w:val="24"/>
           <w:szCs w:val="24"/>
         </w:rPr>
-        <w:t xml:space="preserve">Notably, we observed a distinct "regularization sweet spot." Accuracy </w:t>
-      </w:r>
-      <w:proofErr w:type="gramStart"/>
-      <w:r>
-        <w:rPr>
-          <w:rFonts w:ascii="Times New Roman" w:hAnsi="Times New Roman" w:cs="Times New Roman"/>
-          <w:sz w:val="24"/>
-          <w:szCs w:val="24"/>
-        </w:rPr>
-        <w:t xml:space="preserve">actually </w:t>
+        <w:t xml:space="preserve">Notably, we observed a distinct "regularization sweet spot." Accuracy actually </w:t>
       </w:r>
       <w:r>
         <w:rPr>
@@ -242,32 +283,13 @@
         </w:rPr>
         <w:t>improved</w:t>
       </w:r>
-      <w:proofErr w:type="gramEnd"/>
-      <w:r>
-        <w:rPr>
-          <w:rFonts w:ascii="Times New Roman" w:hAnsi="Times New Roman" w:cs="Times New Roman"/>
-          <w:sz w:val="24"/>
-          <w:szCs w:val="24"/>
-        </w:rPr>
-        <w:t xml:space="preserve"> as sparsity increased from 13% up to roughly 60%, demonstrating that moderate pruning acts as a powerful </w:t>
-      </w:r>
-      <w:proofErr w:type="spellStart"/>
-      <w:r>
-        <w:rPr>
-          <w:rFonts w:ascii="Times New Roman" w:hAnsi="Times New Roman" w:cs="Times New Roman"/>
-          <w:sz w:val="24"/>
-          <w:szCs w:val="24"/>
-        </w:rPr>
-        <w:t>regularizer</w:t>
-      </w:r>
-      <w:proofErr w:type="spellEnd"/>
-      <w:r>
-        <w:rPr>
-          <w:rFonts w:ascii="Times New Roman" w:hAnsi="Times New Roman" w:cs="Times New Roman"/>
-          <w:sz w:val="24"/>
-          <w:szCs w:val="24"/>
-        </w:rPr>
-        <w:t xml:space="preserve"> against overfitting. Pushing the sparsity higher to 83% caused a slight degradation, and the network finally collapsed when forced to 97.8% sparsity.</w:t>
+      <w:r>
+        <w:rPr>
+          <w:rFonts w:ascii="Times New Roman" w:hAnsi="Times New Roman" w:cs="Times New Roman"/>
+          <w:sz w:val="24"/>
+          <w:szCs w:val="24"/>
+        </w:rPr>
+        <w:t xml:space="preserve"> as sparsity increased from 13% up to roughly 60%, demonstrating that moderate pruning acts as a powerful regularizer against overfitting. Pushing the sparsity higher to 83% caused a slight degradation, and the network finally collapsed when forced to 97.8% sparsity.</w:t>
       </w:r>
     </w:p>
     <w:tbl>
@@ -894,6 +916,7 @@
           <w:rFonts w:ascii="Times New Roman" w:hAnsi="Times New Roman" w:cs="Times New Roman"/>
           <w:b/>
           <w:bCs/>
+          <w:noProof/>
           <w:sz w:val="24"/>
           <w:szCs w:val="24"/>
         </w:rPr>
@@ -971,6 +994,7 @@
           <w:rFonts w:ascii="Times New Roman" w:hAnsi="Times New Roman" w:cs="Times New Roman"/>
           <w:i/>
           <w:iCs/>
+          <w:noProof/>
           <w:sz w:val="24"/>
           <w:szCs w:val="24"/>
         </w:rPr>
@@ -1117,25 +1141,7 @@
           <w:sz w:val="24"/>
           <w:szCs w:val="24"/>
         </w:rPr>
-        <w:t xml:space="preserve"> The distinct, steady distribution of values clustered away from zero represents the "surviving" connections. For these weights, the gradient from the Cross-Entropy classification loss overpowered the L1 penalty, forcing the gates to remain open. The network independently decided that these specific feature detectors were </w:t>
-      </w:r>
-      <w:proofErr w:type="gramStart"/>
-      <w:r>
-        <w:rPr>
-          <w:rFonts w:ascii="Times New Roman" w:hAnsi="Times New Roman" w:cs="Times New Roman"/>
-          <w:sz w:val="24"/>
-          <w:szCs w:val="24"/>
-        </w:rPr>
-        <w:t>absolutely critical</w:t>
-      </w:r>
-      <w:proofErr w:type="gramEnd"/>
-      <w:r>
-        <w:rPr>
-          <w:rFonts w:ascii="Times New Roman" w:hAnsi="Times New Roman" w:cs="Times New Roman"/>
-          <w:sz w:val="24"/>
-          <w:szCs w:val="24"/>
-        </w:rPr>
-        <w:t xml:space="preserve"> for recognizing the CIFAR-10 images.</w:t>
+        <w:t xml:space="preserve"> The distinct, steady distribution of values clustered away from zero represents the "surviving" connections. For these weights, the gradient from the Cross-Entropy classification loss overpowered the L1 penalty, forcing the gates to remain open. The network independently decided that these specific feature detectors were absolutely critical for recognizing the CIFAR-10 images.</w:t>
       </w:r>
     </w:p>
     <w:p>
@@ -1190,25 +1196,25 @@
           <w:sz w:val="24"/>
           <w:szCs w:val="24"/>
         </w:rPr>
-        <w:t xml:space="preserve">Crucially, the results highlight that pruning is not merely a post-training compression technique, but a powerful </w:t>
-      </w:r>
-      <w:proofErr w:type="spellStart"/>
-      <w:r>
-        <w:rPr>
-          <w:rFonts w:ascii="Times New Roman" w:hAnsi="Times New Roman" w:cs="Times New Roman"/>
-          <w:sz w:val="24"/>
-          <w:szCs w:val="24"/>
-        </w:rPr>
-        <w:t>regularizer</w:t>
-      </w:r>
-      <w:proofErr w:type="spellEnd"/>
-      <w:r>
-        <w:rPr>
-          <w:rFonts w:ascii="Times New Roman" w:hAnsi="Times New Roman" w:cs="Times New Roman"/>
-          <w:sz w:val="24"/>
-          <w:szCs w:val="24"/>
-        </w:rPr>
-        <w:t xml:space="preserve"> when applied dynamically during training. At a moderate penalty threshold ($\lambda = 5$), forcing the network to abandon nearly 60% of its parameters actively prevented overfitting and improved the overall test accuracy to a peak of 56.56%. This aligns strongly with modern deep learning theories, such as the Lottery Ticket Hypothesis, proving that within a dense, over-parameterized network lies a leaner, more robust sub-network capable of superior generalization.</w:t>
+        <w:t>Crucially, the results highlight that pruning is not merely a post-training compression technique, but a powerful regularizer when applied dynamically during training. At a moderate penalty threshold (</w:t>
+      </w:r>
+      <w:r>
+        <w:rPr>
+          <w:rFonts w:ascii="Times New Roman" w:hAnsi="Times New Roman" w:cs="Times New Roman"/>
+          <w:b/>
+          <w:bCs/>
+          <w:sz w:val="24"/>
+          <w:szCs w:val="24"/>
+        </w:rPr>
+        <w:t>Lambda (λ)</w:t>
+      </w:r>
+      <w:r>
+        <w:rPr>
+          <w:rFonts w:ascii="Times New Roman" w:hAnsi="Times New Roman" w:cs="Times New Roman"/>
+          <w:sz w:val="24"/>
+          <w:szCs w:val="24"/>
+        </w:rPr>
+        <w:t xml:space="preserve"> = 5), forcing the network to abandon nearly 60% of its parameters actively prevented overfitting and improved the overall test accuracy to a peak of 56.56%. This aligns strongly with modern deep learning theories, such as the Lottery Ticket Hypothesis, proving that within a dense, over-parameterized network lies a leaner, more robust sub-network capable of superior generalization.</w:t>
       </w:r>
     </w:p>
     <w:p>
@@ -2425,6 +2431,7 @@
   <w:style w:type="character" w:default="1" w:styleId="DefaultParagraphFont">
     <w:name w:val="Default Paragraph Font"/>
     <w:uiPriority w:val="1"/>
+    <w:semiHidden/>
     <w:unhideWhenUsed/>
   </w:style>
   <w:style w:type="table" w:default="1" w:styleId="TableNormal">

--- a/A Short Report .docx
+++ b/A Short Report .docx
@@ -139,17 +139,26 @@
           <w:sz w:val="24"/>
           <w:szCs w:val="24"/>
         </w:rPr>
-        <w:t>By adding this sum to our loss function, the network is constantly penalized for every active (non-zero) gate. During backpropagation, this constant penalty forces the underlying gate_scores into large negative numbers. Once a score is sufficiently negative, its sigmoid output maps exactly to $0.0$. At this point, the multiplied weight has no effect on the forward pass, effectively and dynamically pruning the connection from the network.</w:t>
-      </w:r>
-    </w:p>
-    <w:p>
-      <w:pPr>
-        <w:rPr>
-          <w:rFonts w:ascii="Times New Roman" w:hAnsi="Times New Roman" w:cs="Times New Roman"/>
-          <w:sz w:val="24"/>
-          <w:szCs w:val="24"/>
-        </w:rPr>
-      </w:pPr>
+        <w:t xml:space="preserve">By adding this sum to our loss function, the network is constantly penalized for every active (non-zero) gate. During backpropagation, this constant penalty forces the underlying </w:t>
+      </w:r>
+      <w:proofErr w:type="spellStart"/>
+      <w:r>
+        <w:rPr>
+          <w:rFonts w:ascii="Times New Roman" w:hAnsi="Times New Roman" w:cs="Times New Roman"/>
+          <w:sz w:val="24"/>
+          <w:szCs w:val="24"/>
+        </w:rPr>
+        <w:t>gate_scores</w:t>
+      </w:r>
+      <w:proofErr w:type="spellEnd"/>
+      <w:r>
+        <w:rPr>
+          <w:rFonts w:ascii="Times New Roman" w:hAnsi="Times New Roman" w:cs="Times New Roman"/>
+          <w:sz w:val="24"/>
+          <w:szCs w:val="24"/>
+        </w:rPr>
+        <w:t xml:space="preserve"> into large negative numbers. Once a score is sufficiently negative, its sigmoid output maps exactly to 0.0. At this point, the multiplied weight has no effect on the forward pass, effectively and dynamically pruning the connection from the network.</w:t>
+      </w:r>
     </w:p>
     <w:p>
       <w:pPr>
@@ -169,25 +178,31 @@
           <w:sz w:val="28"/>
           <w:szCs w:val="28"/>
         </w:rPr>
-        <w:t>2. Results Summary: The Sparsity-vs-Accuracy Trade-off</w:t>
+        <w:t>W</w:t>
+      </w:r>
+      <w:r>
+        <w:rPr>
+          <w:rFonts w:ascii="Times New Roman" w:hAnsi="Times New Roman" w:cs="Times New Roman"/>
+          <w:b/>
+          <w:bCs/>
+          <w:sz w:val="28"/>
+          <w:szCs w:val="28"/>
+        </w:rPr>
+        <w:t>hy an L1 penalty on sigmoid gates encourages sparsity</w:t>
       </w:r>
     </w:p>
     <w:p>
       <w:pPr>
-        <w:rPr>
-          <w:rFonts w:ascii="Times New Roman" w:hAnsi="Times New Roman" w:cs="Times New Roman"/>
-          <w:sz w:val="24"/>
-          <w:szCs w:val="24"/>
-        </w:rPr>
-      </w:pPr>
-      <w:r>
-        <w:rPr>
-          <w:rFonts w:ascii="Times New Roman" w:hAnsi="Times New Roman" w:cs="Times New Roman"/>
-          <w:sz w:val="24"/>
-          <w:szCs w:val="24"/>
-        </w:rPr>
-        <w:t>The network was trained over 10 epochs on the CIFAR-10 dataset across five different penalty strengths (</w:t>
-      </w:r>
+        <w:numPr>
+          <w:ilvl w:val="0"/>
+          <w:numId w:val="5"/>
+        </w:numPr>
+        <w:rPr>
+          <w:rFonts w:ascii="Times New Roman" w:hAnsi="Times New Roman" w:cs="Times New Roman"/>
+          <w:sz w:val="24"/>
+          <w:szCs w:val="24"/>
+        </w:rPr>
+      </w:pPr>
       <w:r>
         <w:rPr>
           <w:rFonts w:ascii="Times New Roman" w:hAnsi="Times New Roman" w:cs="Times New Roman"/>
@@ -196,32 +211,29 @@
           <w:sz w:val="24"/>
           <w:szCs w:val="24"/>
         </w:rPr>
-        <w:t>Lambda (λ)</w:t>
-      </w:r>
-      <w:r>
-        <w:rPr>
-          <w:rFonts w:ascii="Times New Roman" w:hAnsi="Times New Roman" w:cs="Times New Roman"/>
-          <w:sz w:val="24"/>
-          <w:szCs w:val="24"/>
-        </w:rPr>
-        <w:t>). As</w:t>
-      </w:r>
-      <w:r>
-        <w:rPr>
-          <w:rFonts w:ascii="Times New Roman" w:hAnsi="Times New Roman" w:cs="Times New Roman"/>
-          <w:sz w:val="24"/>
-          <w:szCs w:val="24"/>
-        </w:rPr>
-        <w:t xml:space="preserve"> </w:t>
-      </w:r>
-      <w:r>
-        <w:rPr>
-          <w:rFonts w:ascii="Times New Roman" w:hAnsi="Times New Roman" w:cs="Times New Roman"/>
-          <w:sz w:val="24"/>
-          <w:szCs w:val="24"/>
-        </w:rPr>
-        <w:t xml:space="preserve"> </w:t>
-      </w:r>
+        <w:t>The Constant Gradient of L1:</w:t>
+      </w:r>
+      <w:r>
+        <w:rPr>
+          <w:rFonts w:ascii="Times New Roman" w:hAnsi="Times New Roman" w:cs="Times New Roman"/>
+          <w:sz w:val="24"/>
+          <w:szCs w:val="24"/>
+        </w:rPr>
+        <w:t xml:space="preserve"> The L1 penalty is calculated as the sum of the absolute values of your parameters. The defining characteristic of L1 is that its derivative is a constant. This means that whether a gate value is $0.9$ or $0.001$, the L1 penalty pushes it toward zero with the exact same, unyielding force.</w:t>
+      </w:r>
+    </w:p>
+    <w:p>
+      <w:pPr>
+        <w:numPr>
+          <w:ilvl w:val="0"/>
+          <w:numId w:val="5"/>
+        </w:numPr>
+        <w:rPr>
+          <w:rFonts w:ascii="Times New Roman" w:hAnsi="Times New Roman" w:cs="Times New Roman"/>
+          <w:sz w:val="24"/>
+          <w:szCs w:val="24"/>
+        </w:rPr>
+      </w:pPr>
       <w:r>
         <w:rPr>
           <w:rFonts w:ascii="Times New Roman" w:hAnsi="Times New Roman" w:cs="Times New Roman"/>
@@ -230,48 +242,317 @@
           <w:sz w:val="24"/>
           <w:szCs w:val="24"/>
         </w:rPr>
-        <w:t>Lambda (λ)</w:t>
-      </w:r>
-      <w:r>
-        <w:rPr>
-          <w:rFonts w:ascii="Times New Roman" w:hAnsi="Times New Roman" w:cs="Times New Roman"/>
-          <w:sz w:val="24"/>
-          <w:szCs w:val="24"/>
-        </w:rPr>
-        <w:t xml:space="preserve"> </w:t>
-      </w:r>
-      <w:r>
-        <w:rPr>
-          <w:rFonts w:ascii="Times New Roman" w:hAnsi="Times New Roman" w:cs="Times New Roman"/>
-          <w:sz w:val="24"/>
-          <w:szCs w:val="24"/>
-        </w:rPr>
-        <w:t xml:space="preserve"> </w:t>
-      </w:r>
-      <w:r>
-        <w:rPr>
-          <w:rFonts w:ascii="Times New Roman" w:hAnsi="Times New Roman" w:cs="Times New Roman"/>
-          <w:sz w:val="24"/>
-          <w:szCs w:val="24"/>
-        </w:rPr>
-        <w:t>increased, the network pruned a proportionally higher percentage of its connections.</w:t>
+        <w:t>Why L2 Doesn't Work for Sparsity:</w:t>
+      </w:r>
+      <w:r>
+        <w:rPr>
+          <w:rFonts w:ascii="Times New Roman" w:hAnsi="Times New Roman" w:cs="Times New Roman"/>
+          <w:sz w:val="24"/>
+          <w:szCs w:val="24"/>
+        </w:rPr>
+        <w:t xml:space="preserve"> L2 regularization (weight decay) penalizes the </w:t>
+      </w:r>
+      <w:r>
+        <w:rPr>
+          <w:rFonts w:ascii="Times New Roman" w:hAnsi="Times New Roman" w:cs="Times New Roman"/>
+          <w:i/>
+          <w:iCs/>
+          <w:sz w:val="24"/>
+          <w:szCs w:val="24"/>
+        </w:rPr>
+        <w:t>squared</w:t>
+      </w:r>
+      <w:r>
+        <w:rPr>
+          <w:rFonts w:ascii="Times New Roman" w:hAnsi="Times New Roman" w:cs="Times New Roman"/>
+          <w:sz w:val="24"/>
+          <w:szCs w:val="24"/>
+        </w:rPr>
+        <w:t xml:space="preserve"> values. Its derivative is proportional to the parameter's size. As a value gets closer to zero, the L2 gradient becomes </w:t>
+      </w:r>
+      <w:proofErr w:type="gramStart"/>
+      <w:r>
+        <w:rPr>
+          <w:rFonts w:ascii="Times New Roman" w:hAnsi="Times New Roman" w:cs="Times New Roman"/>
+          <w:sz w:val="24"/>
+          <w:szCs w:val="24"/>
+        </w:rPr>
+        <w:t>weaker and weaker</w:t>
+      </w:r>
+      <w:proofErr w:type="gramEnd"/>
+      <w:r>
+        <w:rPr>
+          <w:rFonts w:ascii="Times New Roman" w:hAnsi="Times New Roman" w:cs="Times New Roman"/>
+          <w:sz w:val="24"/>
+          <w:szCs w:val="24"/>
+        </w:rPr>
+        <w:t xml:space="preserve">. L2 is great at making weights </w:t>
+      </w:r>
+      <w:r>
+        <w:rPr>
+          <w:rFonts w:ascii="Times New Roman" w:hAnsi="Times New Roman" w:cs="Times New Roman"/>
+          <w:i/>
+          <w:iCs/>
+          <w:sz w:val="24"/>
+          <w:szCs w:val="24"/>
+        </w:rPr>
+        <w:t>small</w:t>
+      </w:r>
+      <w:r>
+        <w:rPr>
+          <w:rFonts w:ascii="Times New Roman" w:hAnsi="Times New Roman" w:cs="Times New Roman"/>
+          <w:sz w:val="24"/>
+          <w:szCs w:val="24"/>
+        </w:rPr>
+        <w:t xml:space="preserve">, but it rarely pushes them </w:t>
+      </w:r>
+      <w:r>
+        <w:rPr>
+          <w:rFonts w:ascii="Times New Roman" w:hAnsi="Times New Roman" w:cs="Times New Roman"/>
+          <w:i/>
+          <w:iCs/>
+          <w:sz w:val="24"/>
+          <w:szCs w:val="24"/>
+        </w:rPr>
+        <w:t>exactly</w:t>
+      </w:r>
+      <w:r>
+        <w:rPr>
+          <w:rFonts w:ascii="Times New Roman" w:hAnsi="Times New Roman" w:cs="Times New Roman"/>
+          <w:sz w:val="24"/>
+          <w:szCs w:val="24"/>
+        </w:rPr>
+        <w:t xml:space="preserve"> to zero because the push fades away. L1 maintains its pressure all the way to absolute zero.</w:t>
       </w:r>
     </w:p>
     <w:p>
       <w:pPr>
-        <w:rPr>
-          <w:rFonts w:ascii="Times New Roman" w:hAnsi="Times New Roman" w:cs="Times New Roman"/>
-          <w:sz w:val="24"/>
-          <w:szCs w:val="24"/>
-        </w:rPr>
-      </w:pPr>
-      <w:r>
-        <w:rPr>
-          <w:rFonts w:ascii="Times New Roman" w:hAnsi="Times New Roman" w:cs="Times New Roman"/>
-          <w:sz w:val="24"/>
-          <w:szCs w:val="24"/>
-        </w:rPr>
-        <w:t xml:space="preserve">Notably, we observed a distinct "regularization sweet spot." Accuracy actually </w:t>
+        <w:numPr>
+          <w:ilvl w:val="0"/>
+          <w:numId w:val="5"/>
+        </w:numPr>
+        <w:rPr>
+          <w:rFonts w:ascii="Times New Roman" w:hAnsi="Times New Roman" w:cs="Times New Roman"/>
+          <w:sz w:val="24"/>
+          <w:szCs w:val="24"/>
+        </w:rPr>
+      </w:pPr>
+      <w:r>
+        <w:rPr>
+          <w:rFonts w:ascii="Times New Roman" w:hAnsi="Times New Roman" w:cs="Times New Roman"/>
+          <w:b/>
+          <w:bCs/>
+          <w:sz w:val="24"/>
+          <w:szCs w:val="24"/>
+        </w:rPr>
+        <w:t>The Interaction with Sigmoid:</w:t>
+      </w:r>
+      <w:r>
+        <w:rPr>
+          <w:rFonts w:ascii="Times New Roman" w:hAnsi="Times New Roman" w:cs="Times New Roman"/>
+          <w:sz w:val="24"/>
+          <w:szCs w:val="24"/>
+        </w:rPr>
+        <w:t xml:space="preserve"> Your gates are defined by a sigmoid activation, meaning their outputs are strictly bounded between $0$ and $1$. Because they are always positive, the L1 penalty is simply the sum of all the gates: </w:t>
+      </w:r>
+    </w:p>
+    <w:p>
+      <w:pPr>
+        <w:numPr>
+          <w:ilvl w:val="0"/>
+          <w:numId w:val="5"/>
+        </w:numPr>
+        <w:rPr>
+          <w:rFonts w:ascii="Times New Roman" w:hAnsi="Times New Roman" w:cs="Times New Roman"/>
+          <w:sz w:val="24"/>
+          <w:szCs w:val="24"/>
+        </w:rPr>
+      </w:pPr>
+      <w:r>
+        <w:rPr>
+          <w:rFonts w:ascii="Times New Roman" w:hAnsi="Times New Roman" w:cs="Times New Roman"/>
+          <w:b/>
+          <w:bCs/>
+          <w:sz w:val="24"/>
+          <w:szCs w:val="24"/>
+        </w:rPr>
+        <w:t>The Pruning Mechanism:</w:t>
+      </w:r>
+      <w:r>
+        <w:rPr>
+          <w:rFonts w:ascii="Times New Roman" w:hAnsi="Times New Roman" w:cs="Times New Roman"/>
+          <w:sz w:val="24"/>
+          <w:szCs w:val="24"/>
+        </w:rPr>
+        <w:t xml:space="preserve"> By adding this sum to your overall loss function, you are effectively taxing the network for every active connection. To minimize this tax, the optimizer aggressively drives the underlying, pre-sigmoid scores toward large negative numbers. This forces the sigmoid outputs to collapse to exactly 0</w:t>
+      </w:r>
+    </w:p>
+    <w:p>
+      <w:pPr>
+        <w:rPr>
+          <w:rFonts w:ascii="Times New Roman" w:hAnsi="Times New Roman" w:cs="Times New Roman"/>
+          <w:sz w:val="24"/>
+          <w:szCs w:val="24"/>
+        </w:rPr>
+      </w:pPr>
+      <w:r>
+        <w:rPr>
+          <w:rFonts w:ascii="Times New Roman" w:hAnsi="Times New Roman" w:cs="Times New Roman"/>
+          <w:sz w:val="24"/>
+          <w:szCs w:val="24"/>
+        </w:rPr>
+        <w:t xml:space="preserve">Once a gate hits 0, whatever weight or neuron it is multiplying is completely shut off during the forward pass, dynamically leaving you with a truly </w:t>
+      </w:r>
+      <w:r>
+        <w:rPr>
+          <w:rFonts w:ascii="Times New Roman" w:hAnsi="Times New Roman" w:cs="Times New Roman"/>
+          <w:b/>
+          <w:bCs/>
+          <w:sz w:val="24"/>
+          <w:szCs w:val="24"/>
+        </w:rPr>
+        <w:t>sparse</w:t>
+      </w:r>
+      <w:r>
+        <w:rPr>
+          <w:rFonts w:ascii="Times New Roman" w:hAnsi="Times New Roman" w:cs="Times New Roman"/>
+          <w:sz w:val="24"/>
+          <w:szCs w:val="24"/>
+        </w:rPr>
+        <w:t xml:space="preserve"> architecture.</w:t>
+      </w:r>
+    </w:p>
+    <w:p>
+      <w:pPr>
+        <w:rPr>
+          <w:rFonts w:ascii="Times New Roman" w:hAnsi="Times New Roman" w:cs="Times New Roman"/>
+          <w:b/>
+          <w:bCs/>
+          <w:sz w:val="28"/>
+          <w:szCs w:val="28"/>
+        </w:rPr>
+      </w:pPr>
+      <w:r>
+        <w:rPr>
+          <w:rFonts w:ascii="Times New Roman" w:hAnsi="Times New Roman" w:cs="Times New Roman"/>
+          <w:b/>
+          <w:bCs/>
+          <w:sz w:val="28"/>
+          <w:szCs w:val="28"/>
+        </w:rPr>
+        <w:t>2. Results Summary: The Sparsity-vs-Accuracy Trade-off</w:t>
+      </w:r>
+    </w:p>
+    <w:p>
+      <w:pPr>
+        <w:rPr>
+          <w:rFonts w:ascii="Times New Roman" w:hAnsi="Times New Roman" w:cs="Times New Roman"/>
+          <w:sz w:val="24"/>
+          <w:szCs w:val="24"/>
+        </w:rPr>
+      </w:pPr>
+      <w:r>
+        <w:rPr>
+          <w:rFonts w:ascii="Times New Roman" w:hAnsi="Times New Roman" w:cs="Times New Roman"/>
+          <w:sz w:val="24"/>
+          <w:szCs w:val="24"/>
+        </w:rPr>
+        <w:t>The network was trained over 10 epochs on the CIFAR-10 dataset across five different penalty strengths (</w:t>
+      </w:r>
+      <w:r>
+        <w:rPr>
+          <w:rFonts w:ascii="Times New Roman" w:hAnsi="Times New Roman" w:cs="Times New Roman"/>
+          <w:b/>
+          <w:bCs/>
+          <w:sz w:val="24"/>
+          <w:szCs w:val="24"/>
+        </w:rPr>
+        <w:t>Lambda (λ)</w:t>
+      </w:r>
+      <w:r>
+        <w:rPr>
+          <w:rFonts w:ascii="Times New Roman" w:hAnsi="Times New Roman" w:cs="Times New Roman"/>
+          <w:sz w:val="24"/>
+          <w:szCs w:val="24"/>
+        </w:rPr>
+        <w:t>). As</w:t>
+      </w:r>
+      <w:r>
+        <w:rPr>
+          <w:rFonts w:ascii="Times New Roman" w:hAnsi="Times New Roman" w:cs="Times New Roman"/>
+          <w:sz w:val="24"/>
+          <w:szCs w:val="24"/>
+        </w:rPr>
+        <w:t xml:space="preserve"> </w:t>
+      </w:r>
+      <w:r>
+        <w:rPr>
+          <w:rFonts w:ascii="Times New Roman" w:hAnsi="Times New Roman" w:cs="Times New Roman"/>
+          <w:sz w:val="24"/>
+          <w:szCs w:val="24"/>
+        </w:rPr>
+        <w:t xml:space="preserve"> </w:t>
+      </w:r>
+      <w:r>
+        <w:rPr>
+          <w:rFonts w:ascii="Times New Roman" w:hAnsi="Times New Roman" w:cs="Times New Roman"/>
+          <w:b/>
+          <w:bCs/>
+          <w:sz w:val="24"/>
+          <w:szCs w:val="24"/>
+        </w:rPr>
+        <w:t>Lambda (λ)</w:t>
+      </w:r>
+      <w:r>
+        <w:rPr>
+          <w:rFonts w:ascii="Times New Roman" w:hAnsi="Times New Roman" w:cs="Times New Roman"/>
+          <w:sz w:val="24"/>
+          <w:szCs w:val="24"/>
+        </w:rPr>
+        <w:t xml:space="preserve"> </w:t>
+      </w:r>
+      <w:r>
+        <w:rPr>
+          <w:rFonts w:ascii="Times New Roman" w:hAnsi="Times New Roman" w:cs="Times New Roman"/>
+          <w:sz w:val="24"/>
+          <w:szCs w:val="24"/>
+        </w:rPr>
+        <w:t xml:space="preserve"> </w:t>
+      </w:r>
+      <w:r>
+        <w:rPr>
+          <w:rFonts w:ascii="Times New Roman" w:hAnsi="Times New Roman" w:cs="Times New Roman"/>
+          <w:sz w:val="24"/>
+          <w:szCs w:val="24"/>
+        </w:rPr>
+        <w:t>increased, the network pruned a proportionally higher percentage of its connections.</w:t>
+      </w:r>
+    </w:p>
+    <w:p>
+      <w:pPr>
+        <w:rPr>
+          <w:rFonts w:ascii="Times New Roman" w:hAnsi="Times New Roman" w:cs="Times New Roman"/>
+          <w:sz w:val="24"/>
+          <w:szCs w:val="24"/>
+        </w:rPr>
+      </w:pPr>
+      <w:r>
+        <w:rPr>
+          <w:rFonts w:ascii="Times New Roman" w:hAnsi="Times New Roman" w:cs="Times New Roman"/>
+          <w:sz w:val="24"/>
+          <w:szCs w:val="24"/>
+        </w:rPr>
+        <w:lastRenderedPageBreak/>
+        <w:t xml:space="preserve">Notably, we observed a distinct "regularization sweet spot." Accuracy </w:t>
+      </w:r>
+      <w:proofErr w:type="gramStart"/>
+      <w:r>
+        <w:rPr>
+          <w:rFonts w:ascii="Times New Roman" w:hAnsi="Times New Roman" w:cs="Times New Roman"/>
+          <w:sz w:val="24"/>
+          <w:szCs w:val="24"/>
+        </w:rPr>
+        <w:t xml:space="preserve">actually </w:t>
       </w:r>
       <w:r>
         <w:rPr>
@@ -283,13 +564,32 @@
         </w:rPr>
         <w:t>improved</w:t>
       </w:r>
-      <w:r>
-        <w:rPr>
-          <w:rFonts w:ascii="Times New Roman" w:hAnsi="Times New Roman" w:cs="Times New Roman"/>
-          <w:sz w:val="24"/>
-          <w:szCs w:val="24"/>
-        </w:rPr>
-        <w:t xml:space="preserve"> as sparsity increased from 13% up to roughly 60%, demonstrating that moderate pruning acts as a powerful regularizer against overfitting. Pushing the sparsity higher to 83% caused a slight degradation, and the network finally collapsed when forced to 97.8% sparsity.</w:t>
+      <w:proofErr w:type="gramEnd"/>
+      <w:r>
+        <w:rPr>
+          <w:rFonts w:ascii="Times New Roman" w:hAnsi="Times New Roman" w:cs="Times New Roman"/>
+          <w:sz w:val="24"/>
+          <w:szCs w:val="24"/>
+        </w:rPr>
+        <w:t xml:space="preserve"> as sparsity increased from 13% up to roughly 60%, demonstrating that moderate pruning acts as a powerful </w:t>
+      </w:r>
+      <w:proofErr w:type="spellStart"/>
+      <w:r>
+        <w:rPr>
+          <w:rFonts w:ascii="Times New Roman" w:hAnsi="Times New Roman" w:cs="Times New Roman"/>
+          <w:sz w:val="24"/>
+          <w:szCs w:val="24"/>
+        </w:rPr>
+        <w:t>regularizer</w:t>
+      </w:r>
+      <w:proofErr w:type="spellEnd"/>
+      <w:r>
+        <w:rPr>
+          <w:rFonts w:ascii="Times New Roman" w:hAnsi="Times New Roman" w:cs="Times New Roman"/>
+          <w:sz w:val="24"/>
+          <w:szCs w:val="24"/>
+        </w:rPr>
+        <w:t xml:space="preserve"> against overfitting. Pushing the sparsity higher to 83% caused a slight degradation, and the network finally collapsed when forced to 97.8% sparsity.</w:t>
       </w:r>
     </w:p>
     <w:tbl>
@@ -920,11 +1220,10 @@
           <w:sz w:val="24"/>
           <w:szCs w:val="24"/>
         </w:rPr>
-        <w:lastRenderedPageBreak/>
         <w:drawing>
-          <wp:inline distT="0" distB="0" distL="0" distR="0" wp14:anchorId="7F3786CA" wp14:editId="64F202FB">
-            <wp:extent cx="5731510" cy="3329305"/>
-            <wp:effectExtent l="0" t="0" r="2540" b="4445"/>
+          <wp:inline distT="0" distB="0" distL="0" distR="0" wp14:anchorId="7F3786CA" wp14:editId="258CBE39">
+            <wp:extent cx="4525741" cy="2628900"/>
+            <wp:effectExtent l="0" t="0" r="8255" b="0"/>
             <wp:docPr id="476829934" name="Picture 1"/>
             <wp:cNvGraphicFramePr>
               <a:graphicFrameLocks xmlns:a="http://schemas.openxmlformats.org/drawingml/2006/main" noChangeAspect="1"/>
@@ -945,7 +1244,7 @@
                   <pic:spPr>
                     <a:xfrm>
                       <a:off x="0" y="0"/>
-                      <a:ext cx="5731510" cy="3329305"/>
+                      <a:ext cx="4533913" cy="2633647"/>
                     </a:xfrm>
                     <a:prstGeom prst="rect">
                       <a:avLst/>
@@ -999,9 +1298,9 @@
           <w:szCs w:val="24"/>
         </w:rPr>
         <w:drawing>
-          <wp:inline distT="0" distB="0" distL="0" distR="0" wp14:anchorId="6F602833" wp14:editId="0CC79084">
-            <wp:extent cx="5731510" cy="3370580"/>
-            <wp:effectExtent l="0" t="0" r="2540" b="1270"/>
+          <wp:inline distT="0" distB="0" distL="0" distR="0" wp14:anchorId="6F602833" wp14:editId="0CFECA0B">
+            <wp:extent cx="4770120" cy="2805207"/>
+            <wp:effectExtent l="0" t="0" r="0" b="0"/>
             <wp:docPr id="209739428" name="Picture 1"/>
             <wp:cNvGraphicFramePr>
               <a:graphicFrameLocks xmlns:a="http://schemas.openxmlformats.org/drawingml/2006/main" noChangeAspect="1"/>
@@ -1022,7 +1321,7 @@
                   <pic:spPr>
                     <a:xfrm>
                       <a:off x="0" y="0"/>
-                      <a:ext cx="5731510" cy="3370580"/>
+                      <a:ext cx="4773458" cy="2807170"/>
                     </a:xfrm>
                     <a:prstGeom prst="rect">
                       <a:avLst/>
@@ -1053,6 +1352,7 @@
           <w:sz w:val="24"/>
           <w:szCs w:val="24"/>
         </w:rPr>
+        <w:lastRenderedPageBreak/>
         <w:t>Analysis of the Distribution</w:t>
       </w:r>
     </w:p>
@@ -1101,16 +1401,7 @@
           <w:sz w:val="24"/>
           <w:szCs w:val="24"/>
         </w:rPr>
-        <w:t xml:space="preserve"> The massive concentration of values exactly at zero (exceeding 1,000,000 on the logarithmic scale) represents the 59.79% of network connections that were successfully neutralized. The L1 penalty dominated the loss </w:t>
-      </w:r>
-      <w:r>
-        <w:rPr>
-          <w:rFonts w:ascii="Times New Roman" w:hAnsi="Times New Roman" w:cs="Times New Roman"/>
-          <w:sz w:val="24"/>
-          <w:szCs w:val="24"/>
-        </w:rPr>
-        <w:lastRenderedPageBreak/>
-        <w:t>landscape for these specific weights, driving their underlying gate scores down until the sigmoid output collapsed entirely to zero.</w:t>
+        <w:t xml:space="preserve"> The massive concentration of values exactly at zero (exceeding 1,000,000 on the logarithmic scale) represents the 59.79% of network connections that were successfully neutralized. The L1 penalty dominated the loss landscape for these specific weights, driving their underlying gate scores down until the sigmoid output collapsed entirely to zero.</w:t>
       </w:r>
     </w:p>
     <w:p>
@@ -1141,7 +1432,25 @@
           <w:sz w:val="24"/>
           <w:szCs w:val="24"/>
         </w:rPr>
-        <w:t xml:space="preserve"> The distinct, steady distribution of values clustered away from zero represents the "surviving" connections. For these weights, the gradient from the Cross-Entropy classification loss overpowered the L1 penalty, forcing the gates to remain open. The network independently decided that these specific feature detectors were absolutely critical for recognizing the CIFAR-10 images.</w:t>
+        <w:t xml:space="preserve"> The distinct, steady distribution of values clustered away from zero represents the "surviving" connections. For these weights, the gradient from the Cross-Entropy classification loss overpowered the L1 penalty, forcing the gates to remain open. The network independently decided that these specific feature detectors were </w:t>
+      </w:r>
+      <w:proofErr w:type="gramStart"/>
+      <w:r>
+        <w:rPr>
+          <w:rFonts w:ascii="Times New Roman" w:hAnsi="Times New Roman" w:cs="Times New Roman"/>
+          <w:sz w:val="24"/>
+          <w:szCs w:val="24"/>
+        </w:rPr>
+        <w:t>absolutely critical</w:t>
+      </w:r>
+      <w:proofErr w:type="gramEnd"/>
+      <w:r>
+        <w:rPr>
+          <w:rFonts w:ascii="Times New Roman" w:hAnsi="Times New Roman" w:cs="Times New Roman"/>
+          <w:sz w:val="24"/>
+          <w:szCs w:val="24"/>
+        </w:rPr>
+        <w:t xml:space="preserve"> for recognizing the CIFAR-10 images.</w:t>
       </w:r>
     </w:p>
     <w:p>
@@ -1196,7 +1505,25 @@
           <w:sz w:val="24"/>
           <w:szCs w:val="24"/>
         </w:rPr>
-        <w:t>Crucially, the results highlight that pruning is not merely a post-training compression technique, but a powerful regularizer when applied dynamically during training. At a moderate penalty threshold (</w:t>
+        <w:t xml:space="preserve">Crucially, the results highlight that pruning is not merely a post-training compression technique, but a powerful </w:t>
+      </w:r>
+      <w:proofErr w:type="spellStart"/>
+      <w:r>
+        <w:rPr>
+          <w:rFonts w:ascii="Times New Roman" w:hAnsi="Times New Roman" w:cs="Times New Roman"/>
+          <w:sz w:val="24"/>
+          <w:szCs w:val="24"/>
+        </w:rPr>
+        <w:t>regularizer</w:t>
+      </w:r>
+      <w:proofErr w:type="spellEnd"/>
+      <w:r>
+        <w:rPr>
+          <w:rFonts w:ascii="Times New Roman" w:hAnsi="Times New Roman" w:cs="Times New Roman"/>
+          <w:sz w:val="24"/>
+          <w:szCs w:val="24"/>
+        </w:rPr>
+        <w:t xml:space="preserve"> when applied dynamically during training. At a moderate penalty threshold (</w:t>
       </w:r>
       <w:r>
         <w:rPr>
@@ -1254,6 +1581,155 @@
 <file path=word/numbering.xml><?xml version="1.0" encoding="utf-8"?>
 <w:numbering xmlns:wpc="http://schemas.microsoft.com/office/word/2010/wordprocessingCanvas" xmlns:cx="http://schemas.microsoft.com/office/drawing/2014/chartex" xmlns:cx1="http://schemas.microsoft.com/office/drawing/2015/9/8/chartex" xmlns:cx2="http://schemas.microsoft.com/office/drawing/2015/10/21/chartex" xmlns:cx3="http://schemas.microsoft.com/office/drawing/2016/5/9/chartex" xmlns:cx4="http://schemas.microsoft.com/office/drawing/2016/5/10/chartex" xmlns:cx5="http://schemas.microsoft.com/office/drawing/2016/5/11/chartex" xmlns:cx6="http://schemas.microsoft.com/office/drawing/2016/5/12/chartex" xmlns:cx7="http://schemas.microsoft.com/office/drawing/2016/5/13/chartex" xmlns:cx8="http://schemas.microsoft.com/office/drawing/2016/5/14/chartex" xmlns:mc="http://schemas.openxmlformats.org/markup-compatibility/2006" xmlns:aink="http://schemas.microsoft.com/office/drawing/2016/ink" xmlns:am3d="http://schemas.microsoft.com/office/drawing/2017/model3d" xmlns:o="urn:schemas-microsoft-com:office:office" xmlns:oel="http://schemas.microsoft.com/office/2019/extlst" xmlns:r="http://schemas.openxmlformats.org/officeDocument/2006/relationships" xmlns:m="http://schemas.openxmlformats.org/officeDocument/2006/math" xmlns:v="urn:schemas-microsoft-com:vml" xmlns:wp14="http://schemas.microsoft.com/office/word/2010/wordprocessingDrawing" xmlns:wp="http://schemas.openxmlformats.org/drawingml/2006/wordprocessingDrawing" xmlns:w10="urn:schemas-microsoft-com:office:word" xmlns:w="http://schemas.openxmlformats.org/wordprocessingml/2006/main" xmlns:w14="http://schemas.microsoft.com/office/word/2010/wordml" xmlns:w15="http://schemas.microsoft.com/office/word/2012/wordml" xmlns:w16cex="http://schemas.microsoft.com/office/word/2018/wordml/cex" xmlns:w16cid="http://schemas.microsoft.com/office/word/2016/wordml/cid" xmlns:w16="http://schemas.microsoft.com/office/word/2018/wordml" xmlns:w16du="http://schemas.microsoft.com/office/word/2023/wordml/word16du" xmlns:w16sdtdh="http://schemas.microsoft.com/office/word/2020/wordml/sdtdatahash" xmlns:w16sdtfl="http://schemas.microsoft.com/office/word/2024/wordml/sdtformatlock" xmlns:w16se="http://schemas.microsoft.com/office/word/2015/wordml/symex" xmlns:wpg="http://schemas.microsoft.com/office/word/2010/wordprocessingGroup" xmlns:wpi="http://schemas.microsoft.com/office/word/2010/wordprocessingInk" xmlns:wne="http://schemas.microsoft.com/office/word/2006/wordml" xmlns:wps="http://schemas.microsoft.com/office/word/2010/wordprocessingShape" mc:Ignorable="w14 w15 w16se w16cid w16 w16cex w16sdtdh w16sdtfl w16du wp14">
   <w:abstractNum w:abstractNumId="0" w15:restartNumberingAfterBreak="0">
+    <w:nsid w:val="0EB328D7"/>
+    <w:multiLevelType w:val="multilevel"/>
+    <w:tmpl w:val="DC902C34"/>
+    <w:lvl w:ilvl="0">
+      <w:start w:val="1"/>
+      <w:numFmt w:val="bullet"/>
+      <w:lvlText w:val=""/>
+      <w:lvlJc w:val="left"/>
+      <w:pPr>
+        <w:tabs>
+          <w:tab w:val="num" w:pos="720"/>
+        </w:tabs>
+        <w:ind w:left="720" w:hanging="360"/>
+      </w:pPr>
+      <w:rPr>
+        <w:rFonts w:ascii="Symbol" w:hAnsi="Symbol" w:hint="default"/>
+        <w:sz w:val="20"/>
+      </w:rPr>
+    </w:lvl>
+    <w:lvl w:ilvl="1" w:tentative="1">
+      <w:start w:val="1"/>
+      <w:numFmt w:val="bullet"/>
+      <w:lvlText w:val="o"/>
+      <w:lvlJc w:val="left"/>
+      <w:pPr>
+        <w:tabs>
+          <w:tab w:val="num" w:pos="1440"/>
+        </w:tabs>
+        <w:ind w:left="1440" w:hanging="360"/>
+      </w:pPr>
+      <w:rPr>
+        <w:rFonts w:ascii="Courier New" w:hAnsi="Courier New" w:hint="default"/>
+        <w:sz w:val="20"/>
+      </w:rPr>
+    </w:lvl>
+    <w:lvl w:ilvl="2" w:tentative="1">
+      <w:start w:val="1"/>
+      <w:numFmt w:val="bullet"/>
+      <w:lvlText w:val=""/>
+      <w:lvlJc w:val="left"/>
+      <w:pPr>
+        <w:tabs>
+          <w:tab w:val="num" w:pos="2160"/>
+        </w:tabs>
+        <w:ind w:left="2160" w:hanging="360"/>
+      </w:pPr>
+      <w:rPr>
+        <w:rFonts w:ascii="Wingdings" w:hAnsi="Wingdings" w:hint="default"/>
+        <w:sz w:val="20"/>
+      </w:rPr>
+    </w:lvl>
+    <w:lvl w:ilvl="3" w:tentative="1">
+      <w:start w:val="1"/>
+      <w:numFmt w:val="bullet"/>
+      <w:lvlText w:val=""/>
+      <w:lvlJc w:val="left"/>
+      <w:pPr>
+        <w:tabs>
+          <w:tab w:val="num" w:pos="2880"/>
+        </w:tabs>
+        <w:ind w:left="2880" w:hanging="360"/>
+      </w:pPr>
+      <w:rPr>
+        <w:rFonts w:ascii="Wingdings" w:hAnsi="Wingdings" w:hint="default"/>
+        <w:sz w:val="20"/>
+      </w:rPr>
+    </w:lvl>
+    <w:lvl w:ilvl="4" w:tentative="1">
+      <w:start w:val="1"/>
+      <w:numFmt w:val="bullet"/>
+      <w:lvlText w:val=""/>
+      <w:lvlJc w:val="left"/>
+      <w:pPr>
+        <w:tabs>
+          <w:tab w:val="num" w:pos="3600"/>
+        </w:tabs>
+        <w:ind w:left="3600" w:hanging="360"/>
+      </w:pPr>
+      <w:rPr>
+        <w:rFonts w:ascii="Wingdings" w:hAnsi="Wingdings" w:hint="default"/>
+        <w:sz w:val="20"/>
+      </w:rPr>
+    </w:lvl>
+    <w:lvl w:ilvl="5" w:tentative="1">
+      <w:start w:val="1"/>
+      <w:numFmt w:val="bullet"/>
+      <w:lvlText w:val=""/>
+      <w:lvlJc w:val="left"/>
+      <w:pPr>
+        <w:tabs>
+          <w:tab w:val="num" w:pos="4320"/>
+        </w:tabs>
+        <w:ind w:left="4320" w:hanging="360"/>
+      </w:pPr>
+      <w:rPr>
+        <w:rFonts w:ascii="Wingdings" w:hAnsi="Wingdings" w:hint="default"/>
+        <w:sz w:val="20"/>
+      </w:rPr>
+    </w:lvl>
+    <w:lvl w:ilvl="6" w:tentative="1">
+      <w:start w:val="1"/>
+      <w:numFmt w:val="bullet"/>
+      <w:lvlText w:val=""/>
+      <w:lvlJc w:val="left"/>
+      <w:pPr>
+        <w:tabs>
+          <w:tab w:val="num" w:pos="5040"/>
+        </w:tabs>
+        <w:ind w:left="5040" w:hanging="360"/>
+      </w:pPr>
+      <w:rPr>
+        <w:rFonts w:ascii="Wingdings" w:hAnsi="Wingdings" w:hint="default"/>
+        <w:sz w:val="20"/>
+      </w:rPr>
+    </w:lvl>
+    <w:lvl w:ilvl="7" w:tentative="1">
+      <w:start w:val="1"/>
+      <w:numFmt w:val="bullet"/>
+      <w:lvlText w:val=""/>
+      <w:lvlJc w:val="left"/>
+      <w:pPr>
+        <w:tabs>
+          <w:tab w:val="num" w:pos="5760"/>
+        </w:tabs>
+        <w:ind w:left="5760" w:hanging="360"/>
+      </w:pPr>
+      <w:rPr>
+        <w:rFonts w:ascii="Wingdings" w:hAnsi="Wingdings" w:hint="default"/>
+        <w:sz w:val="20"/>
+      </w:rPr>
+    </w:lvl>
+    <w:lvl w:ilvl="8" w:tentative="1">
+      <w:start w:val="1"/>
+      <w:numFmt w:val="bullet"/>
+      <w:lvlText w:val=""/>
+      <w:lvlJc w:val="left"/>
+      <w:pPr>
+        <w:tabs>
+          <w:tab w:val="num" w:pos="6480"/>
+        </w:tabs>
+        <w:ind w:left="6480" w:hanging="360"/>
+      </w:pPr>
+      <w:rPr>
+        <w:rFonts w:ascii="Wingdings" w:hAnsi="Wingdings" w:hint="default"/>
+        <w:sz w:val="20"/>
+      </w:rPr>
+    </w:lvl>
+  </w:abstractNum>
+  <w:abstractNum w:abstractNumId="1" w15:restartNumberingAfterBreak="0">
     <w:nsid w:val="15B21332"/>
     <w:multiLevelType w:val="multilevel"/>
     <w:tmpl w:val="109EC0E4"/>
@@ -1366,7 +1842,7 @@
       </w:pPr>
     </w:lvl>
   </w:abstractNum>
-  <w:abstractNum w:abstractNumId="1" w15:restartNumberingAfterBreak="0">
+  <w:abstractNum w:abstractNumId="2" w15:restartNumberingAfterBreak="0">
     <w:nsid w:val="35BA4C0D"/>
     <w:multiLevelType w:val="multilevel"/>
     <w:tmpl w:val="8B1666E6"/>
@@ -1515,7 +1991,7 @@
       </w:rPr>
     </w:lvl>
   </w:abstractNum>
-  <w:abstractNum w:abstractNumId="2" w15:restartNumberingAfterBreak="0">
+  <w:abstractNum w:abstractNumId="3" w15:restartNumberingAfterBreak="0">
     <w:nsid w:val="37C36576"/>
     <w:multiLevelType w:val="multilevel"/>
     <w:tmpl w:val="456A64D0"/>
@@ -1664,7 +2140,7 @@
       </w:rPr>
     </w:lvl>
   </w:abstractNum>
-  <w:abstractNum w:abstractNumId="3" w15:restartNumberingAfterBreak="0">
+  <w:abstractNum w:abstractNumId="4" w15:restartNumberingAfterBreak="0">
     <w:nsid w:val="7E640744"/>
     <w:multiLevelType w:val="multilevel"/>
     <w:tmpl w:val="EF3679DC"/>
@@ -1814,16 +2290,19 @@
     </w:lvl>
   </w:abstractNum>
   <w:num w:numId="1" w16cid:durableId="293491651">
+    <w:abstractNumId w:val="2"/>
+  </w:num>
+  <w:num w:numId="2" w16cid:durableId="1953587859">
+    <w:abstractNumId w:val="3"/>
+  </w:num>
+  <w:num w:numId="3" w16cid:durableId="1112359206">
     <w:abstractNumId w:val="1"/>
   </w:num>
-  <w:num w:numId="2" w16cid:durableId="1953587859">
-    <w:abstractNumId w:val="2"/>
+  <w:num w:numId="4" w16cid:durableId="928927698">
+    <w:abstractNumId w:val="4"/>
   </w:num>
-  <w:num w:numId="3" w16cid:durableId="1112359206">
+  <w:num w:numId="5" w16cid:durableId="451049907">
     <w:abstractNumId w:val="0"/>
-  </w:num>
-  <w:num w:numId="4" w16cid:durableId="928927698">
-    <w:abstractNumId w:val="3"/>
   </w:num>
 </w:numbering>
 </file>
@@ -2431,7 +2910,6 @@
   <w:style w:type="character" w:default="1" w:styleId="DefaultParagraphFont">
     <w:name w:val="Default Paragraph Font"/>
     <w:uiPriority w:val="1"/>
-    <w:semiHidden/>
     <w:unhideWhenUsed/>
   </w:style>
   <w:style w:type="table" w:default="1" w:styleId="TableNormal">

--- a/A Short Report .docx
+++ b/A Short Report .docx
@@ -178,17 +178,7 @@
           <w:sz w:val="28"/>
           <w:szCs w:val="28"/>
         </w:rPr>
-        <w:t>W</w:t>
-      </w:r>
-      <w:r>
-        <w:rPr>
-          <w:rFonts w:ascii="Times New Roman" w:hAnsi="Times New Roman" w:cs="Times New Roman"/>
-          <w:b/>
-          <w:bCs/>
-          <w:sz w:val="28"/>
-          <w:szCs w:val="28"/>
-        </w:rPr>
-        <w:t>hy an L1 penalty on sigmoid gates encourages sparsity</w:t>
+        <w:t>Why an L1 penalty on sigmoid gates encourages sparsity</w:t>
       </w:r>
     </w:p>
     <w:p>
@@ -219,7 +209,71 @@
           <w:sz w:val="24"/>
           <w:szCs w:val="24"/>
         </w:rPr>
-        <w:t xml:space="preserve"> The L1 penalty is calculated as the sum of the absolute values of your parameters. The defining characteristic of L1 is that its derivative is a constant. This means that whether a gate value is $0.9$ or $0.001$, the L1 penalty pushes it toward zero with the exact same, unyielding force.</w:t>
+        <w:t xml:space="preserve"> The L1 penalty is calculated as the sum of the absolute values of your parameters. The defining characteristic of L1 is that its derivative is a constant. This means that whether a gate value is </w:t>
+      </w:r>
+      <w:r>
+        <w:rPr>
+          <w:rFonts w:ascii="Times New Roman" w:hAnsi="Times New Roman" w:cs="Times New Roman"/>
+          <w:sz w:val="24"/>
+          <w:szCs w:val="24"/>
+        </w:rPr>
+        <w:t xml:space="preserve"> </w:t>
+      </w:r>
+      <w:r>
+        <w:rPr>
+          <w:rFonts w:ascii="Times New Roman" w:hAnsi="Times New Roman" w:cs="Times New Roman"/>
+          <w:sz w:val="24"/>
+          <w:szCs w:val="24"/>
+        </w:rPr>
+        <w:t>0.9</w:t>
+      </w:r>
+      <w:r>
+        <w:rPr>
+          <w:rFonts w:ascii="Times New Roman" w:hAnsi="Times New Roman" w:cs="Times New Roman"/>
+          <w:sz w:val="24"/>
+          <w:szCs w:val="24"/>
+        </w:rPr>
+        <w:t xml:space="preserve"> </w:t>
+      </w:r>
+      <w:r>
+        <w:rPr>
+          <w:rFonts w:ascii="Times New Roman" w:hAnsi="Times New Roman" w:cs="Times New Roman"/>
+          <w:sz w:val="24"/>
+          <w:szCs w:val="24"/>
+        </w:rPr>
+        <w:t xml:space="preserve"> or </w:t>
+      </w:r>
+      <w:r>
+        <w:rPr>
+          <w:rFonts w:ascii="Times New Roman" w:hAnsi="Times New Roman" w:cs="Times New Roman"/>
+          <w:sz w:val="24"/>
+          <w:szCs w:val="24"/>
+        </w:rPr>
+        <w:t xml:space="preserve"> </w:t>
+      </w:r>
+      <w:r>
+        <w:rPr>
+          <w:rFonts w:ascii="Times New Roman" w:hAnsi="Times New Roman" w:cs="Times New Roman"/>
+          <w:sz w:val="24"/>
+          <w:szCs w:val="24"/>
+        </w:rPr>
+        <w:t>0.001</w:t>
+      </w:r>
+      <w:r>
+        <w:rPr>
+          <w:rFonts w:ascii="Times New Roman" w:hAnsi="Times New Roman" w:cs="Times New Roman"/>
+          <w:sz w:val="24"/>
+          <w:szCs w:val="24"/>
+        </w:rPr>
+        <w:t xml:space="preserve"> </w:t>
+      </w:r>
+      <w:r>
+        <w:rPr>
+          <w:rFonts w:ascii="Times New Roman" w:hAnsi="Times New Roman" w:cs="Times New Roman"/>
+          <w:sz w:val="24"/>
+          <w:szCs w:val="24"/>
+        </w:rPr>
+        <w:t>, the L1 penalty pushes it toward zero with the exact same, unyielding force.</w:t>
       </w:r>
     </w:p>
     <w:p>
@@ -353,7 +407,71 @@
           <w:sz w:val="24"/>
           <w:szCs w:val="24"/>
         </w:rPr>
-        <w:t xml:space="preserve"> Your gates are defined by a sigmoid activation, meaning their outputs are strictly bounded between $0$ and $1$. Because they are always positive, the L1 penalty is simply the sum of all the gates: </w:t>
+        <w:t xml:space="preserve"> Your gates are defined by a sigmoid activation, meaning their outputs are strictly bounded between </w:t>
+      </w:r>
+      <w:r>
+        <w:rPr>
+          <w:rFonts w:ascii="Times New Roman" w:hAnsi="Times New Roman" w:cs="Times New Roman"/>
+          <w:sz w:val="24"/>
+          <w:szCs w:val="24"/>
+        </w:rPr>
+        <w:t xml:space="preserve"> </w:t>
+      </w:r>
+      <w:r>
+        <w:rPr>
+          <w:rFonts w:ascii="Times New Roman" w:hAnsi="Times New Roman" w:cs="Times New Roman"/>
+          <w:sz w:val="24"/>
+          <w:szCs w:val="24"/>
+        </w:rPr>
+        <w:t>0</w:t>
+      </w:r>
+      <w:r>
+        <w:rPr>
+          <w:rFonts w:ascii="Times New Roman" w:hAnsi="Times New Roman" w:cs="Times New Roman"/>
+          <w:sz w:val="24"/>
+          <w:szCs w:val="24"/>
+        </w:rPr>
+        <w:t xml:space="preserve"> </w:t>
+      </w:r>
+      <w:r>
+        <w:rPr>
+          <w:rFonts w:ascii="Times New Roman" w:hAnsi="Times New Roman" w:cs="Times New Roman"/>
+          <w:sz w:val="24"/>
+          <w:szCs w:val="24"/>
+        </w:rPr>
+        <w:t xml:space="preserve"> and </w:t>
+      </w:r>
+      <w:r>
+        <w:rPr>
+          <w:rFonts w:ascii="Times New Roman" w:hAnsi="Times New Roman" w:cs="Times New Roman"/>
+          <w:sz w:val="24"/>
+          <w:szCs w:val="24"/>
+        </w:rPr>
+        <w:t xml:space="preserve"> </w:t>
+      </w:r>
+      <w:r>
+        <w:rPr>
+          <w:rFonts w:ascii="Times New Roman" w:hAnsi="Times New Roman" w:cs="Times New Roman"/>
+          <w:sz w:val="24"/>
+          <w:szCs w:val="24"/>
+        </w:rPr>
+        <w:t>1</w:t>
+      </w:r>
+      <w:r>
+        <w:rPr>
+          <w:rFonts w:ascii="Times New Roman" w:hAnsi="Times New Roman" w:cs="Times New Roman"/>
+          <w:sz w:val="24"/>
+          <w:szCs w:val="24"/>
+        </w:rPr>
+        <w:t xml:space="preserve"> </w:t>
+      </w:r>
+      <w:r>
+        <w:rPr>
+          <w:rFonts w:ascii="Times New Roman" w:hAnsi="Times New Roman" w:cs="Times New Roman"/>
+          <w:sz w:val="24"/>
+          <w:szCs w:val="24"/>
+        </w:rPr>
+        <w:t xml:space="preserve">. Because they are always positive, the L1 penalty is simply the sum of all the gates: </w:t>
       </w:r>
     </w:p>
     <w:p>
@@ -2910,6 +3028,7 @@
   <w:style w:type="character" w:default="1" w:styleId="DefaultParagraphFont">
     <w:name w:val="Default Paragraph Font"/>
     <w:uiPriority w:val="1"/>
+    <w:semiHidden/>
     <w:unhideWhenUsed/>
   </w:style>
   <w:style w:type="table" w:default="1" w:styleId="TableNormal">
